--- a/chuyenDe/RW/docx/raw47/Reading/Level1/W7.docx
+++ b/chuyenDe/RW/docx/raw47/Reading/Level1/W7.docx
@@ -3051,9 +3051,9 @@
           <v:path o:extrusionok="f" gradientshapeok="t" o:connecttype="rect"/>
           <o:lock v:ext="edit" aspectratio="t"/>
         </v:shapetype>
-        <v:shape id="WatermarkLogo" o:spid="_x0000_s2049" type="#_x0000_t75" style="position:absolute;margin-left:0;margin-top:0;width:450pt;height:450pt;z-index:-251654144;                       mso-position-horizontal:center;mso-position-horizontal-relative:page;                       mso-position-vertical:center;mso-position-vertical-relative:page" o:allowincell="f" stroked="f">
-          <v:fill opacity="0.08"/>
-          <v:imagedata r:id="rId1" o:title="logoTF"/>
+        <v:shape id="WatermarkLogo" o:spid="_x0000_s2049" type="#_x0000_t75" style="position:absolute;margin-left:0;margin-top:0;width:450pt;height:450pt;z-index:-251654144;                       mso-position-horizontal:center;mso-position-horizontal-relative:page;                       mso-position-vertical:center;mso-position-vertical-relative:page;                       opacity:.03" o:allowincell="f" stroked="f">
+          <v:fill opacity=".03" o:opacity2=".03"/>
+          <v:imagedata r:id="rId1" o:title="logoTF" gain="19661f" blacklevel="22938f"/>
         </v:shape>
       </w:pict>
     </w:r>
@@ -3166,9 +3166,9 @@
           <v:path o:extrusionok="f" gradientshapeok="t" o:connecttype="rect"/>
           <o:lock v:ext="edit" aspectratio="t"/>
         </v:shapetype>
-        <v:shape id="WatermarkLogo" o:spid="_x0000_s2049" type="#_x0000_t75" style="position:absolute;margin-left:0;margin-top:0;width:450pt;height:450pt;z-index:-251654144;                       mso-position-horizontal:center;mso-position-horizontal-relative:page;                       mso-position-vertical:center;mso-position-vertical-relative:page" o:allowincell="f" stroked="f">
-          <v:fill opacity="0.08"/>
-          <v:imagedata r:id="rId1" o:title="logoTF"/>
+        <v:shape id="WatermarkLogo" o:spid="_x0000_s2049" type="#_x0000_t75" style="position:absolute;margin-left:0;margin-top:0;width:450pt;height:450pt;z-index:-251654144;                       mso-position-horizontal:center;mso-position-horizontal-relative:page;                       mso-position-vertical:center;mso-position-vertical-relative:page;                       opacity:.03" o:allowincell="f" stroked="f">
+          <v:fill opacity=".03" o:opacity2=".03"/>
+          <v:imagedata r:id="rId1" o:title="logoTF" gain="19661f" blacklevel="22938f"/>
         </v:shape>
       </w:pict>
     </w:r>

--- a/chuyenDe/RW/docx/raw47/Reading/Level1/W7.docx
+++ b/chuyenDe/RW/docx/raw47/Reading/Level1/W7.docx
@@ -3203,7 +3203,7 @@
           </w:pPr>
           <w:r>
             <w:rPr>
-              <w:rFonts w:ascii="UTM Impact" w:hAnsi="UTM Impact" w:cs="UTM Impact"/>
+              <w:rFonts w:ascii="Impact" w:hAnsi="Impact" w:cs="Impact"/>
               <w:color w:val="FFFFFF"/>
               <w:sz w:val="144"/>
               <w:b/>
@@ -3541,7 +3541,7 @@
   <w:docDefaults>
     <w:rPrDefault>
       <w:rPr>
-        <w:rFonts w:ascii="Latin Modern Roman" w:cs="Latin Modern Roman" w:hAnsi="Latin Modern Roman"/>
+        <w:rFonts w:ascii="Georgia" w:cs="Georgia" w:hAnsi="Georgia"/>
         <w:sz w:val="24"/>
       </w:rPr>
     </w:rPrDefault>
@@ -3554,6 +3554,10 @@
   <w:style w:default="1" w:styleId="Normal" w:type="paragraph">
     <w:name w:val="Normal"/>
     <w:qFormat/>
+    <w:rPr>
+      <w:rFonts w:ascii="Georgia" w:cs="Georgia" w:hAnsi="Georgia"/>
+      <w:sz w:val="24"/>
+    </w:rPr>
   </w:style>
   <w:style w:styleId="Heading1" w:type="paragraph">
     <w:name w:val="heading 1"/>
@@ -4003,7 +4007,7 @@
         <a:latin typeface="Latin Modern Sans"/>
       </a:majorFont>
       <a:minorFont>
-        <a:latin typeface="Latin Modern Roman"/>
+        <a:latin typeface="Georgia"/>
       </a:minorFont>
     </a:fontScheme>
     <a:fmtScheme name="Office"/>

--- a/chuyenDe/RW/docx/raw47/Reading/Level1/W7.docx
+++ b/chuyenDe/RW/docx/raw47/Reading/Level1/W7.docx
@@ -2932,6 +2932,7 @@
     <w:sectPr>
       <w:headerReference r:id="rId1" w:type="default"/>
       <w:headerReference r:id="rId2" w:type="first"/>
+      <w:footerReference r:id="rId3" w:type="first"/>
       <w:footerReference r:id="rId3" w:type="default"/>
       <w:titlePg/>
       <w:pgSz w:h="15840" w:w="12240"/>
@@ -2949,7 +2950,9 @@
 <w:ftr xmlns:w="http://schemas.openxmlformats.org/wordprocessingml/2006/main">
   <w:tbl>
     <w:tblPr>
-      <w:tblW w:w="5000" w:type="pct"/>
+      <w:tblW w:w="12240" w:type="dxa"/>
+      <w:tblInd w:w="-1134" w:type="dxa"/>
+      <w:tblLayout w:type="fixed"/>
       <w:tblBorders>
         <w:top w:val="nil"/>
         <w:left w:val="nil"/>
@@ -2960,7 +2963,7 @@
       </w:tblBorders>
     </w:tblPr>
     <w:tblGrid>
-      <w:gridCol w:w="5000"/>
+      <w:gridCol w:w="12240"/>
     </w:tblGrid>
     <w:tr>
       <w:trPr>
@@ -2979,17 +2982,51 @@
             <w:jc w:val="center"/>
             <w:spacing w:before="0" w:after="0"/>
           </w:pPr>
-          <w:fldSimple w:instr=" PAGE ">
-            <w:r>
-              <w:rPr>
-                <w:rFonts w:ascii="Latin Modern Sans" w:hAnsi="Latin Modern Sans" w:cs="Latin Modern Sans"/>
-                <w:color w:val="E52B20"/>
-                <w:b/>
-                <w:sz w:val="28"/>
-              </w:rPr>
-              <w:t>1</w:t>
-            </w:r>
-          </w:fldSimple>
+          <w:r>
+            <w:rPr>
+              <w:rFonts w:ascii="Latin Modern Sans" w:hAnsi="Latin Modern Sans" w:cs="Latin Modern Sans"/>
+              <w:color w:val="E52B20"/>
+              <w:b/>
+              <w:sz w:val="28"/>
+            </w:rPr>
+            <w:fldChar w:fldCharType="begin"/>
+          </w:r>
+          <w:r>
+            <w:rPr>
+              <w:rFonts w:ascii="Latin Modern Sans" w:hAnsi="Latin Modern Sans" w:cs="Latin Modern Sans"/>
+              <w:color w:val="E52B20"/>
+              <w:b/>
+              <w:sz w:val="28"/>
+            </w:rPr>
+            <w:instrText xml:space="preserve"> PAGE </w:instrText>
+          </w:r>
+          <w:r>
+            <w:rPr>
+              <w:rFonts w:ascii="Latin Modern Sans" w:hAnsi="Latin Modern Sans" w:cs="Latin Modern Sans"/>
+              <w:color w:val="E52B20"/>
+              <w:b/>
+              <w:sz w:val="28"/>
+            </w:rPr>
+            <w:fldChar w:fldCharType="separate"/>
+          </w:r>
+          <w:r>
+            <w:rPr>
+              <w:rFonts w:ascii="Latin Modern Sans" w:hAnsi="Latin Modern Sans" w:cs="Latin Modern Sans"/>
+              <w:color w:val="E52B20"/>
+              <w:b/>
+              <w:sz w:val="28"/>
+            </w:rPr>
+            <w:t>1</w:t>
+          </w:r>
+          <w:r>
+            <w:rPr>
+              <w:rFonts w:ascii="Latin Modern Sans" w:hAnsi="Latin Modern Sans" w:cs="Latin Modern Sans"/>
+              <w:color w:val="E52B20"/>
+              <w:b/>
+              <w:sz w:val="28"/>
+            </w:rPr>
+            <w:fldChar w:fldCharType="end"/>
+          </w:r>
         </w:p>
       </w:tc>
     </w:tr>
@@ -3029,38 +3066,11 @@
 
 <file path=word/header1.xml><?xml version="1.0" encoding="utf-8"?>
 <w:hdr xmlns:w="http://schemas.openxmlformats.org/wordprocessingml/2006/main" xmlns:r="http://schemas.openxmlformats.org/officeDocument/2006/relationships" xmlns:v="urn:schemas-microsoft-com:vml" xmlns:o="urn:schemas-microsoft-com:office:office">
-  <w:p>
-    <w:r>
-      <w:pict>
-        <v:shapetype id="_x0000_t75" coordsize="21600,21600" o:spt="75" o:preferrelative="t" path="m@4@5l@4@11@9@11@9@5xe" filled="t" stroked="f">
-          <v:stroke joinstyle="miter"/>
-          <v:formulas>
-            <v:f eqn="if lineDrawn pixelLineWidth 0"/>
-            <v:f eqn="sum @0 1 0"/>
-            <v:f eqn="sum 0 0 @1"/>
-            <v:f eqn="prod @2 1 2"/>
-            <v:f eqn="prod @3 21600 pixelWidth"/>
-            <v:f eqn="prod @3 21600 pixelHeight"/>
-            <v:f eqn="sum @0 0 1"/>
-            <v:f eqn="prod @6 1 2"/>
-            <v:f eqn="prod @7 21600 pixelWidth"/>
-            <v:f eqn="sum @8 21600 0"/>
-            <v:f eqn="prod @7 21600 pixelHeight"/>
-            <v:f eqn="sum @10 21600 0"/>
-          </v:formulas>
-          <v:path o:extrusionok="f" gradientshapeok="t" o:connecttype="rect"/>
-          <o:lock v:ext="edit" aspectratio="t"/>
-        </v:shapetype>
-        <v:shape id="WatermarkLogo" o:spid="_x0000_s2049" type="#_x0000_t75" style="position:absolute;margin-left:0;margin-top:0;width:450pt;height:450pt;z-index:-251654144;                       mso-position-horizontal:center;mso-position-horizontal-relative:page;                       mso-position-vertical:center;mso-position-vertical-relative:page;                       opacity:.03" o:allowincell="f" stroked="f">
-          <v:fill opacity=".03" o:opacity2=".03"/>
-          <v:imagedata r:id="rId1" o:title="logoTF" gain="19661f" blacklevel="22938f"/>
-        </v:shape>
-      </w:pict>
-    </w:r>
-  </w:p>
   <w:tbl>
     <w:tblPr>
-      <w:tblW w:w="5000" w:type="pct"/>
+      <w:tblW w:w="12240" w:type="dxa"/>
+      <w:tblInd w:w="-1134" w:type="dxa"/>
+      <w:tblLayout w:type="fixed"/>
       <w:tblBorders>
         <w:top w:val="nil"/>
         <w:left w:val="nil"/>
@@ -3071,7 +3081,7 @@
       </w:tblBorders>
     </w:tblPr>
     <w:tblGrid>
-      <w:gridCol w:w="5000"/>
+      <w:gridCol w:w="12240"/>
     </w:tblGrid>
     <w:tr>
       <w:trPr>
@@ -3139,11 +3149,6 @@
       </w:tc>
     </w:tr>
   </w:tbl>
-</w:hdr>
-</file>
-
-<file path=word/header2.xml><?xml version="1.0" encoding="utf-8"?>
-<w:hdr xmlns:w="http://schemas.openxmlformats.org/wordprocessingml/2006/main" xmlns:r="http://schemas.openxmlformats.org/officeDocument/2006/relationships" xmlns:v="urn:schemas-microsoft-com:vml" xmlns:o="urn:schemas-microsoft-com:office:office">
   <w:p>
     <w:r>
       <w:pict>
@@ -3173,9 +3178,16 @@
       </w:pict>
     </w:r>
   </w:p>
+</w:hdr>
+</file>
+
+<file path=word/header2.xml><?xml version="1.0" encoding="utf-8"?>
+<w:hdr xmlns:w="http://schemas.openxmlformats.org/wordprocessingml/2006/main" xmlns:r="http://schemas.openxmlformats.org/officeDocument/2006/relationships" xmlns:v="urn:schemas-microsoft-com:vml" xmlns:o="urn:schemas-microsoft-com:office:office">
   <w:tbl>
     <w:tblPr>
-      <w:tblW w:w="5000" w:type="pct"/>
+      <w:tblW w:w="12240" w:type="dxa"/>
+      <w:tblInd w:w="-1134" w:type="dxa"/>
+      <w:tblLayout w:type="fixed"/>
       <w:tblBorders>
         <w:top w:val="nil"/>
         <w:left w:val="nil"/>
@@ -3186,7 +3198,7 @@
       </w:tblBorders>
     </w:tblPr>
     <w:tblGrid>
-      <w:gridCol w:w="5000"/>
+      <w:gridCol w:w="12240"/>
     </w:tblGrid>
     <w:tr>
       <w:trPr>
@@ -3234,7 +3246,8 @@
         </w:tcPr>
         <w:tbl>
           <w:tblPr>
-            <w:tblW w:w="5000" w:type="pct"/>
+            <w:tblW w:w="12240" w:type="dxa"/>
+            <w:tblLayout w:type="fixed"/>
             <w:tblBorders>
               <w:top w:val="nil"/>
               <w:left w:val="nil"/>
@@ -3245,13 +3258,17 @@
             </w:tblBorders>
           </w:tblPr>
           <w:tblGrid>
-            <w:gridCol w:w="2500"/>
-            <w:gridCol w:w="2500"/>
+            <w:gridCol w:w="6120"/>
+            <w:gridCol w:w="6120"/>
           </w:tblGrid>
           <w:tr>
             <w:tc>
               <w:tcPr>
                 <w:shd w:val="clear" w:color="auto" w:fill="E52B20"/>
+                <w:tcMar>
+                  <w:left w:w="1134" w:type="dxa"/>
+                  <w:right w:w="240" w:type="dxa"/>
+                </w:tcMar>
               </w:tcPr>
               <w:p>
                 <w:pPr>
@@ -3271,6 +3288,10 @@
             <w:tc>
               <w:tcPr>
                 <w:shd w:val="clear" w:color="auto" w:fill="E52B20"/>
+                <w:tcMar>
+                  <w:left w:w="240" w:type="dxa"/>
+                  <w:right w:w="1134" w:type="dxa"/>
+                </w:tcMar>
               </w:tcPr>
               <w:p>
                 <w:pPr>
@@ -3292,6 +3313,35 @@
       </w:tc>
     </w:tr>
   </w:tbl>
+  <w:p>
+    <w:r>
+      <w:pict>
+        <v:shapetype id="_x0000_t75" coordsize="21600,21600" o:spt="75" o:preferrelative="t" path="m@4@5l@4@11@9@11@9@5xe" filled="t" stroked="f">
+          <v:stroke joinstyle="miter"/>
+          <v:formulas>
+            <v:f eqn="if lineDrawn pixelLineWidth 0"/>
+            <v:f eqn="sum @0 1 0"/>
+            <v:f eqn="sum 0 0 @1"/>
+            <v:f eqn="prod @2 1 2"/>
+            <v:f eqn="prod @3 21600 pixelWidth"/>
+            <v:f eqn="prod @3 21600 pixelHeight"/>
+            <v:f eqn="sum @0 0 1"/>
+            <v:f eqn="prod @6 1 2"/>
+            <v:f eqn="prod @7 21600 pixelWidth"/>
+            <v:f eqn="sum @8 21600 0"/>
+            <v:f eqn="prod @7 21600 pixelHeight"/>
+            <v:f eqn="sum @10 21600 0"/>
+          </v:formulas>
+          <v:path o:extrusionok="f" gradientshapeok="t" o:connecttype="rect"/>
+          <o:lock v:ext="edit" aspectratio="t"/>
+        </v:shapetype>
+        <v:shape id="WatermarkLogo" o:spid="_x0000_s2049" type="#_x0000_t75" style="position:absolute;margin-left:0;margin-top:0;width:450pt;height:450pt;z-index:-251654144;                       mso-position-horizontal:center;mso-position-horizontal-relative:page;                       mso-position-vertical:center;mso-position-vertical-relative:page;                       opacity:.03" o:allowincell="f" stroked="f">
+          <v:fill opacity=".03" o:opacity2=".03"/>
+          <v:imagedata r:id="rId1" o:title="logoTF" gain="19661f" blacklevel="22938f"/>
+        </v:shape>
+      </w:pict>
+    </w:r>
+  </w:p>
 </w:hdr>
 </file>
 

--- a/chuyenDe/RW/docx/raw47/Reading/Level1/W7.docx
+++ b/chuyenDe/RW/docx/raw47/Reading/Level1/W7.docx
@@ -3774,6 +3774,37 @@
       <w:sz w:val="24"/>
     </w:rPr>
   </w:style>
+  <w:style w:styleId="CDVocabTable" w:type="table">
+    <w:name w:val="CDVocabTable"/>
+    <w:basedOn w:val="TableNormal"/>
+    <w:tblPr>
+      <w:tblW w:type="pct" w:w="5000"/>
+      <w:tblBorders>
+        <w:top w:color="BFBFBF" w:space="0" w:sz="10" w:val="single"/>
+        <w:left w:color="BFBFBF" w:space="0" w:sz="10" w:val="single"/>
+        <w:bottom w:color="BFBFBF" w:space="0" w:sz="10" w:val="single"/>
+        <w:right w:color="BFBFBF" w:space="0" w:sz="10" w:val="single"/>
+        <w:insideH w:color="D0D0D0" w:space="0" w:sz="8" w:val="single"/>
+        <w:insideV w:color="D0D0D0" w:space="0" w:sz="8" w:val="single"/>
+      </w:tblBorders>
+      <w:tblCellMar>
+        <w:top w:type="dxa" w:w="80"/>
+        <w:left w:type="dxa" w:w="120"/>
+        <w:bottom w:type="dxa" w:w="80"/>
+        <w:right w:type="dxa" w:w="120"/>
+      </w:tblCellMar>
+    </w:tblPr>
+    <w:tblStylePr w:type="firstRow">
+      <w:tcPr>
+        <w:shd w:color="auto" w:fill="1F4E79" w:val="clear"/>
+      </w:tcPr>
+      <w:rPr>
+        <w:rFonts w:ascii="Latin Modern Sans" w:cs="Latin Modern Sans" w:hAnsi="Latin Modern Sans"/>
+        <w:b/>
+        <w:color w:val="FFFFFF"/>
+      </w:rPr>
+    </w:tblStylePr>
+  </w:style>
   <w:style w:type="paragraph" w:customStyle="1" w:styleId="SourceCode">
     <w:name w:val="Source Code"/>
     <w:basedOn w:val="Normal"/>

--- a/chuyenDe/RW/docx/raw47/Reading/Level1/W7.docx
+++ b/chuyenDe/RW/docx/raw47/Reading/Level1/W7.docx
@@ -199,122 +199,356 @@
     </ns0:p>
     <ns0:p>
       <ns0:pPr>
-        <ns0:pStyle ns0:val="CDSection"/>
+        <ns0:pStyle ns0:val="CDNote"/>
       </ns0:pPr>
       <ns0:r>
         <ns0:t xml:space="preserve">NB You may use any letter more than once.</ns0:t>
       </ns0:r>
     </ns0:p>
-    <ns0:p>
-      <ns0:pPr>
-        <ns0:pStyle ns0:val="CDSection"/>
-      </ns0:pPr>
-      <ns0:r>
-        <ns0:t xml:space="preserve">A Jim Bowler</ns0:t>
-      </ns0:r>
-    </ns0:p>
-    <ns0:p>
-      <ns0:pPr>
-        <ns0:pStyle ns0:val="CDSection"/>
-      </ns0:pPr>
-      <ns0:r>
-        <ns0:t xml:space="preserve">B Alan Thorne</ns0:t>
-      </ns0:r>
-    </ns0:p>
-    <ns0:p>
-      <ns0:pPr>
-        <ns0:pStyle ns0:val="CDSection"/>
-      </ns0:pPr>
-      <ns0:r>
-        <ns0:t xml:space="preserve">C Pddbo</ns0:t>
-      </ns0:r>
-    </ns0:p>
-    <ns0:p>
-      <ns0:pPr>
-        <ns0:pStyle ns0:val="CDSection"/>
-      </ns0:pPr>
-      <ns0:r>
-        <ns0:t xml:space="preserve">D Tim Flannery</ns0:t>
-      </ns0:r>
-    </ns0:p>
-    <ns0:p>
-      <ns0:pPr>
-        <ns0:pStyle ns0:val="CDSection"/>
-      </ns0:pPr>
-      <ns0:r>
-        <ns0:t xml:space="preserve">E Chris Stringer</ns0:t>
-      </ns0:r>
-    </ns0:p>
-    <ns0:p>
-      <ns0:pPr>
-        <ns0:pStyle ns0:val="CDSection"/>
-      </ns0:pPr>
-      <ns0:r>
-        <ns0:t xml:space="preserve">F Rainer Grün</ns0:t>
-      </ns0:r>
-    </ns0:p>
-    <ns0:p>
-      <ns0:pPr>
-        <ns0:pStyle ns0:val="CDSection"/>
-      </ns0:pPr>
-      <ns0:r>
-        <ns0:t xml:space="preserve">1 He was searching for ancient lakes and came across the charred remains of Mungo Lady, who had been cremated.</ns0:t>
-      </ns0:r>
-    </ns0:p>
-    <ns0:p>
-      <ns0:pPr>
-        <ns0:pStyle ns0:val="CDSection"/>
-      </ns0:pPr>
-      <ns0:r>
-        <ns0:t xml:space="preserve">2 Professor who hold a skeptical attitude towards reliability for DNA analysis on some fossils.</ns0:t>
-      </ns0:r>
-    </ns0:p>
-    <ns0:p>
-      <ns0:pPr>
-        <ns0:pStyle ns0:val="CDSection"/>
-      </ns0:pPr>
-      <ns0:r>
-        <ns0:t xml:space="preserve">3 Professor whose determination of the age of Mungo Man to be much younger than the former result which is older than the 62,000 years.</ns0:t>
-      </ns0:r>
-    </ns0:p>
-    <ns0:p>
-      <ns0:pPr>
-        <ns0:pStyle ns0:val="CDSection"/>
-      </ns0:pPr>
-      <ns0:r>
-        <ns0:t xml:space="preserve">4 determining the age of Mungo Man has little to do with controversy for the origins of Australians.</ns0:t>
-      </ns0:r>
-    </ns0:p>
-    <ns0:p>
-      <ns0:pPr>
-        <ns0:pStyle ns0:val="CDSection"/>
-      </ns0:pPr>
-      <ns0:r>
-        <ns0:t xml:space="preserve">5 research group who recovered a biological proof of the first Neanderthal found in Europe.</ns0:t>
-      </ns0:r>
-    </ns0:p>
-    <ns0:p>
-      <ns0:pPr>
-        <ns0:pStyle ns0:val="CDSection"/>
-      </ns0:pPr>
-      <ns0:r>
-        <ns0:t xml:space="preserve">6 a supporter of the idea that Australia’s megafauna was extinct due to the hunting by the ancient human beings.</ns0:t>
-      </ns0:r>
-    </ns0:p>
-    <ns0:p>
-      <ns0:pPr>
-        <ns0:pStyle ns0:val="CDSection"/>
-      </ns0:pPr>
-      <ns0:r>
-        <ns0:t xml:space="preserve">7 Instead of keep arguing a single source origin, multi-regional explanation has been raised.</ns0:t>
-      </ns0:r>
-    </ns0:p>
-    <ns0:p>
-      <ns0:pPr>
-        <ns0:pStyle ns0:val="CDSection"/>
-      </ns0:pPr>
-      <ns0:r>
-        <ns0:t xml:space="preserve">8 Climate change rather than prehistoric human activities resulted in megafauna’s extinction.</ns0:t>
+    <ns0:tbl>
+      <ns0:tblPr>
+        <ns0:tblStyle ns0:val="CDOptionTable"/>
+        <ns0:tblW ns0:type="pct" ns0:w="5000"/>
+        <ns0:tblLayout ns0:type="fixed"/>
+        <ns0:tblLook ns0:firstRow="1" ns0:lastRow="0" ns0:firstColumn="0" ns0:lastColumn="0" ns0:noHBand="0" ns0:noVBand="0" ns0:val="0020"/>
+        <ns0:jc ns0:val="center"/>
+      </ns0:tblPr>
+      <ns0:tblGrid>
+        <ns0:gridCol ns0:w="3960"/>
+        <ns0:gridCol ns0:w="3960"/>
+      </ns0:tblGrid>
+      <ns0:tr>
+        <ns0:trPr>
+          <ns0:tblHeader ns0:val="on"/>
+        </ns0:trPr>
+        <ns0:tc>
+          <ns0:tcPr/>
+          <ns0:p>
+            <ns0:pPr>
+              <ns0:pStyle ns0:val="Compact"/>
+            </ns0:pPr>
+            <ns0:r>
+              <ns0:rPr>
+                <ns0:b/>
+                <ns0:bCs/>
+              </ns0:rPr>
+              <ns0:t xml:space="preserve">Option</ns0:t>
+            </ns0:r>
+          </ns0:p>
+        </ns0:tc>
+        <ns0:tc>
+          <ns0:tcPr/>
+          <ns0:p>
+            <ns0:pPr>
+              <ns0:pStyle ns0:val="Compact"/>
+            </ns0:pPr>
+            <ns0:r>
+              <ns0:rPr>
+                <ns0:b/>
+                <ns0:bCs/>
+              </ns0:rPr>
+              <ns0:t xml:space="preserve">Person/Choice</ns0:t>
+            </ns0:r>
+          </ns0:p>
+        </ns0:tc>
+      </ns0:tr>
+      <ns0:tr>
+        <ns0:tc>
+          <ns0:tcPr/>
+          <ns0:p>
+            <ns0:pPr>
+              <ns0:pStyle ns0:val="Compact"/>
+            </ns0:pPr>
+            <ns0:r>
+              <ns0:rPr>
+                <ns0:b/>
+                <ns0:bCs/>
+              </ns0:rPr>
+              <ns0:t xml:space="preserve">A</ns0:t>
+            </ns0:r>
+          </ns0:p>
+        </ns0:tc>
+        <ns0:tc>
+          <ns0:tcPr/>
+          <ns0:p>
+            <ns0:pPr>
+              <ns0:pStyle ns0:val="Compact"/>
+            </ns0:pPr>
+            <ns0:r>
+              <ns0:t xml:space="preserve">Jim Bowler</ns0:t>
+            </ns0:r>
+          </ns0:p>
+        </ns0:tc>
+      </ns0:tr>
+      <ns0:tr>
+        <ns0:tc>
+          <ns0:tcPr/>
+          <ns0:p>
+            <ns0:pPr>
+              <ns0:pStyle ns0:val="Compact"/>
+            </ns0:pPr>
+            <ns0:r>
+              <ns0:rPr>
+                <ns0:b/>
+                <ns0:bCs/>
+              </ns0:rPr>
+              <ns0:t xml:space="preserve">B</ns0:t>
+            </ns0:r>
+          </ns0:p>
+        </ns0:tc>
+        <ns0:tc>
+          <ns0:tcPr/>
+          <ns0:p>
+            <ns0:pPr>
+              <ns0:pStyle ns0:val="Compact"/>
+            </ns0:pPr>
+            <ns0:r>
+              <ns0:t xml:space="preserve">Alan Thorne</ns0:t>
+            </ns0:r>
+          </ns0:p>
+        </ns0:tc>
+      </ns0:tr>
+      <ns0:tr>
+        <ns0:tc>
+          <ns0:tcPr/>
+          <ns0:p>
+            <ns0:pPr>
+              <ns0:pStyle ns0:val="Compact"/>
+            </ns0:pPr>
+            <ns0:r>
+              <ns0:rPr>
+                <ns0:b/>
+                <ns0:bCs/>
+              </ns0:rPr>
+              <ns0:t xml:space="preserve">C</ns0:t>
+            </ns0:r>
+          </ns0:p>
+        </ns0:tc>
+        <ns0:tc>
+          <ns0:tcPr/>
+          <ns0:p>
+            <ns0:pPr>
+              <ns0:pStyle ns0:val="Compact"/>
+            </ns0:pPr>
+            <ns0:r>
+              <ns0:t xml:space="preserve">Pddbo</ns0:t>
+            </ns0:r>
+          </ns0:p>
+        </ns0:tc>
+      </ns0:tr>
+      <ns0:tr>
+        <ns0:tc>
+          <ns0:tcPr/>
+          <ns0:p>
+            <ns0:pPr>
+              <ns0:pStyle ns0:val="Compact"/>
+            </ns0:pPr>
+            <ns0:r>
+              <ns0:rPr>
+                <ns0:b/>
+                <ns0:bCs/>
+              </ns0:rPr>
+              <ns0:t xml:space="preserve">D</ns0:t>
+            </ns0:r>
+          </ns0:p>
+        </ns0:tc>
+        <ns0:tc>
+          <ns0:tcPr/>
+          <ns0:p>
+            <ns0:pPr>
+              <ns0:pStyle ns0:val="Compact"/>
+            </ns0:pPr>
+            <ns0:r>
+              <ns0:t xml:space="preserve">Tim Flannery</ns0:t>
+            </ns0:r>
+          </ns0:p>
+        </ns0:tc>
+      </ns0:tr>
+      <ns0:tr>
+        <ns0:tc>
+          <ns0:tcPr/>
+          <ns0:p>
+            <ns0:pPr>
+              <ns0:pStyle ns0:val="Compact"/>
+            </ns0:pPr>
+            <ns0:r>
+              <ns0:rPr>
+                <ns0:b/>
+                <ns0:bCs/>
+              </ns0:rPr>
+              <ns0:t xml:space="preserve">E</ns0:t>
+            </ns0:r>
+          </ns0:p>
+        </ns0:tc>
+        <ns0:tc>
+          <ns0:tcPr/>
+          <ns0:p>
+            <ns0:pPr>
+              <ns0:pStyle ns0:val="Compact"/>
+            </ns0:pPr>
+            <ns0:r>
+              <ns0:t xml:space="preserve">Chris Stringer</ns0:t>
+            </ns0:r>
+          </ns0:p>
+        </ns0:tc>
+      </ns0:tr>
+      <ns0:tr>
+        <ns0:tc>
+          <ns0:tcPr/>
+          <ns0:p>
+            <ns0:pPr>
+              <ns0:pStyle ns0:val="Compact"/>
+            </ns0:pPr>
+            <ns0:r>
+              <ns0:rPr>
+                <ns0:b/>
+                <ns0:bCs/>
+              </ns0:rPr>
+              <ns0:t xml:space="preserve">F</ns0:t>
+            </ns0:r>
+          </ns0:p>
+        </ns0:tc>
+        <ns0:tc>
+          <ns0:tcPr/>
+          <ns0:p>
+            <ns0:pPr>
+              <ns0:pStyle ns0:val="Compact"/>
+            </ns0:pPr>
+            <ns0:r>
+              <ns0:t xml:space="preserve">Rainer Grün</ns0:t>
+            </ns0:r>
+          </ns0:p>
+        </ns0:tc>
+      </ns0:tr>
+    </ns0:tbl>
+    <ns0:p>
+      <ns0:pPr>
+        <ns0:pStyle ns0:val="CDQuestion"/>
+      </ns0:pPr>
+      <ns0:r>
+        <ns0:rPr>
+          <ns0:b/>
+          <ns0:bCs/>
+        </ns0:rPr>
+        <ns0:t xml:space="preserve">1.</ns0:t>
+      </ns0:r>
+      <ns0:r>
+        <ns0:t xml:space="preserve"> </ns0:t>
+      </ns0:r>
+      <ns0:r>
+        <ns0:t xml:space="preserve">He was searching for ancient lakes and came across the charred remains of Mungo Lady, who had been cremated.</ns0:t>
+      </ns0:r>
+      <ns0:r>
+        <ns0:br/>
+      </ns0:r>
+      <ns0:r>
+        <ns0:rPr>
+          <ns0:b/>
+          <ns0:bCs/>
+        </ns0:rPr>
+        <ns0:t xml:space="preserve">2.</ns0:t>
+      </ns0:r>
+      <ns0:r>
+        <ns0:t xml:space="preserve"> </ns0:t>
+      </ns0:r>
+      <ns0:r>
+        <ns0:t xml:space="preserve">Professor who hold a skeptical attitude towards reliability for DNA analysis on some fossils.</ns0:t>
+      </ns0:r>
+      <ns0:r>
+        <ns0:br/>
+      </ns0:r>
+      <ns0:r>
+        <ns0:rPr>
+          <ns0:b/>
+          <ns0:bCs/>
+        </ns0:rPr>
+        <ns0:t xml:space="preserve">3.</ns0:t>
+      </ns0:r>
+      <ns0:r>
+        <ns0:t xml:space="preserve"> </ns0:t>
+      </ns0:r>
+      <ns0:r>
+        <ns0:t xml:space="preserve">Professor whose determination of the age of Mungo Man to be much younger than the former result which is older than the 62,000 years.</ns0:t>
+      </ns0:r>
+      <ns0:r>
+        <ns0:br/>
+      </ns0:r>
+      <ns0:r>
+        <ns0:rPr>
+          <ns0:b/>
+          <ns0:bCs/>
+        </ns0:rPr>
+        <ns0:t xml:space="preserve">4.</ns0:t>
+      </ns0:r>
+      <ns0:r>
+        <ns0:t xml:space="preserve"> </ns0:t>
+      </ns0:r>
+      <ns0:r>
+        <ns0:t xml:space="preserve">determining the age of Mungo Man has little to do with controversy for the origins of Australians.</ns0:t>
+      </ns0:r>
+      <ns0:r>
+        <ns0:br/>
+      </ns0:r>
+      <ns0:r>
+        <ns0:rPr>
+          <ns0:b/>
+          <ns0:bCs/>
+        </ns0:rPr>
+        <ns0:t xml:space="preserve">5.</ns0:t>
+      </ns0:r>
+      <ns0:r>
+        <ns0:t xml:space="preserve"> </ns0:t>
+      </ns0:r>
+      <ns0:r>
+        <ns0:t xml:space="preserve">research group who recovered a biological proof of the first Neanderthal found in Europe.</ns0:t>
+      </ns0:r>
+      <ns0:r>
+        <ns0:br/>
+      </ns0:r>
+      <ns0:r>
+        <ns0:rPr>
+          <ns0:b/>
+          <ns0:bCs/>
+        </ns0:rPr>
+        <ns0:t xml:space="preserve">6.</ns0:t>
+      </ns0:r>
+      <ns0:r>
+        <ns0:t xml:space="preserve"> </ns0:t>
+      </ns0:r>
+      <ns0:r>
+        <ns0:t xml:space="preserve">a supporter of the idea that Australia’s megafauna was extinct due to the hunting by the ancient human beings.</ns0:t>
+      </ns0:r>
+      <ns0:r>
+        <ns0:br/>
+      </ns0:r>
+      <ns0:r>
+        <ns0:rPr>
+          <ns0:b/>
+          <ns0:bCs/>
+        </ns0:rPr>
+        <ns0:t xml:space="preserve">7.</ns0:t>
+      </ns0:r>
+      <ns0:r>
+        <ns0:t xml:space="preserve"> </ns0:t>
+      </ns0:r>
+      <ns0:r>
+        <ns0:t xml:space="preserve">Instead of keep arguing a single source origin, multi-regional explanation has been raised.</ns0:t>
+      </ns0:r>
+      <ns0:r>
+        <ns0:br/>
+      </ns0:r>
+      <ns0:r>
+        <ns0:rPr>
+          <ns0:b/>
+          <ns0:bCs/>
+        </ns0:rPr>
+        <ns0:t xml:space="preserve">8.</ns0:t>
+      </ns0:r>
+      <ns0:r>
+        <ns0:t xml:space="preserve"> </ns0:t>
+      </ns0:r>
+      <ns0:r>
+        <ns0:t xml:space="preserve">Climate change rather than prehistoric human activities resulted in megafauna’s extinction.</ns0:t>
       </ns0:r>
     </ns0:p>
     <ns0:bookmarkEnd ns0:id="21"/>
@@ -329,7 +563,7 @@
     </ns0:p>
     <ns0:p>
       <ns0:pPr>
-        <ns0:pStyle ns0:val="CDSection"/>
+        <ns0:pStyle ns0:val="CDNote"/>
       </ns0:pPr>
       <ns0:r>
         <ns0:t xml:space="preserve">Do the following statements agree with the information given in Reading Passage 1?</ns0:t>
@@ -337,82 +571,232 @@
     </ns0:p>
     <ns0:p>
       <ns0:pPr>
-        <ns0:pStyle ns0:val="CDSection"/>
+        <ns0:pStyle ns0:val="CDNote"/>
       </ns0:pPr>
       <ns0:r>
         <ns0:t xml:space="preserve">In boxes 9-14 on your answer sheet, write</ns0:t>
       </ns0:r>
     </ns0:p>
-    <ns0:p>
-      <ns0:pPr>
-        <ns0:pStyle ns0:val="CDSection"/>
-      </ns0:pPr>
-      <ns0:r>
-        <ns0:t xml:space="preserve">TRUE if the statement is true</ns0:t>
-      </ns0:r>
-    </ns0:p>
-    <ns0:p>
-      <ns0:pPr>
-        <ns0:pStyle ns0:val="CDSection"/>
-      </ns0:pPr>
-      <ns0:r>
-        <ns0:t xml:space="preserve">FALSE if the statement is false</ns0:t>
-      </ns0:r>
-    </ns0:p>
-    <ns0:p>
-      <ns0:pPr>
-        <ns0:pStyle ns0:val="CDSection"/>
-      </ns0:pPr>
-      <ns0:r>
-        <ns0:t xml:space="preserve">NOT GIVEN if the information is not given in the passage</ns0:t>
-      </ns0:r>
-    </ns0:p>
-    <ns0:p>
-      <ns0:pPr>
-        <ns0:pStyle ns0:val="CDSection"/>
-      </ns0:pPr>
-      <ns0:r>
-        <ns0:t xml:space="preserve">9 The Lake Mungo remains offer the archeologists the evidence of graphic illustration of human activities around.</ns0:t>
-      </ns0:r>
-    </ns0:p>
-    <ns0:p>
-      <ns0:pPr>
-        <ns0:pStyle ns0:val="CDSection"/>
-      </ns0:pPr>
-      <ns0:r>
-        <ns0:t xml:space="preserve">10 In Lake Mungo remains, weapons were found used by the Mungo.</ns0:t>
-      </ns0:r>
-    </ns0:p>
-    <ns0:p>
-      <ns0:pPr>
-        <ns0:pStyle ns0:val="CDSection"/>
-      </ns0:pPr>
-      <ns0:r>
-        <ns0:t xml:space="preserve">11 Mungo Man is one of the oldest known archeological evidence in the world of cultural sophistication such as a burying ritual.</ns0:t>
-      </ns0:r>
-    </ns0:p>
-    <ns0:p>
-      <ns0:pPr>
-        <ns0:pStyle ns0:val="CDSection"/>
-      </ns0:pPr>
-      <ns0:r>
-        <ns0:t xml:space="preserve">12 Mungo Man and woman’s skeletons were uncovered in the same year.</ns0:t>
-      </ns0:r>
-    </ns0:p>
-    <ns0:p>
-      <ns0:pPr>
-        <ns0:pStyle ns0:val="CDSection"/>
-      </ns0:pPr>
-      <ns0:r>
-        <ns0:t xml:space="preserve">13 There is controversy among scientists about the origin of the oldest Homo sapiens.</ns0:t>
-      </ns0:r>
-    </ns0:p>
-    <ns0:p>
-      <ns0:pPr>
-        <ns0:pStyle ns0:val="CDSection"/>
-      </ns0:pPr>
-      <ns0:r>
-        <ns0:t xml:space="preserve">14 Out of Africa supporters have criticised Australian professors for using an outmoded research method.</ns0:t>
+    <ns0:tbl>
+      <ns0:tblPr>
+        <ns0:tblStyle ns0:val="CDOptionTable"/>
+        <ns0:tblW ns0:type="pct" ns0:w="5000"/>
+        <ns0:tblLayout ns0:type="fixed"/>
+        <ns0:tblLook ns0:firstRow="1" ns0:lastRow="0" ns0:firstColumn="0" ns0:lastColumn="0" ns0:noHBand="0" ns0:noVBand="0" ns0:val="0020"/>
+        <ns0:jc ns0:val="center"/>
+      </ns0:tblPr>
+      <ns0:tblGrid>
+        <ns0:gridCol ns0:w="3960"/>
+        <ns0:gridCol ns0:w="3960"/>
+      </ns0:tblGrid>
+      <ns0:tr>
+        <ns0:trPr>
+          <ns0:tblHeader ns0:val="on"/>
+        </ns0:trPr>
+        <ns0:tc>
+          <ns0:tcPr/>
+          <ns0:p>
+            <ns0:pPr>
+              <ns0:pStyle ns0:val="Compact"/>
+            </ns0:pPr>
+            <ns0:r>
+              <ns0:t xml:space="preserve">Option</ns0:t>
+            </ns0:r>
+          </ns0:p>
+        </ns0:tc>
+        <ns0:tc>
+          <ns0:tcPr/>
+          <ns0:p>
+            <ns0:pPr>
+              <ns0:pStyle ns0:val="Compact"/>
+            </ns0:pPr>
+            <ns0:r>
+              <ns0:t xml:space="preserve">Meaning</ns0:t>
+            </ns0:r>
+          </ns0:p>
+        </ns0:tc>
+      </ns0:tr>
+      <ns0:tr>
+        <ns0:tc>
+          <ns0:tcPr/>
+          <ns0:p>
+            <ns0:pPr>
+              <ns0:pStyle ns0:val="Compact"/>
+            </ns0:pPr>
+            <ns0:r>
+              <ns0:rPr>
+                <ns0:b/>
+                <ns0:bCs/>
+              </ns0:rPr>
+              <ns0:t xml:space="preserve">TRUE</ns0:t>
+            </ns0:r>
+          </ns0:p>
+        </ns0:tc>
+        <ns0:tc>
+          <ns0:tcPr/>
+          <ns0:p>
+            <ns0:pPr>
+              <ns0:pStyle ns0:val="Compact"/>
+            </ns0:pPr>
+            <ns0:r>
+              <ns0:t xml:space="preserve">the statement is true</ns0:t>
+            </ns0:r>
+          </ns0:p>
+        </ns0:tc>
+      </ns0:tr>
+      <ns0:tr>
+        <ns0:tc>
+          <ns0:tcPr/>
+          <ns0:p>
+            <ns0:pPr>
+              <ns0:pStyle ns0:val="Compact"/>
+            </ns0:pPr>
+            <ns0:r>
+              <ns0:rPr>
+                <ns0:b/>
+                <ns0:bCs/>
+              </ns0:rPr>
+              <ns0:t xml:space="preserve">FALSE</ns0:t>
+            </ns0:r>
+          </ns0:p>
+        </ns0:tc>
+        <ns0:tc>
+          <ns0:tcPr/>
+          <ns0:p>
+            <ns0:pPr>
+              <ns0:pStyle ns0:val="Compact"/>
+            </ns0:pPr>
+            <ns0:r>
+              <ns0:t xml:space="preserve">the statement is false</ns0:t>
+            </ns0:r>
+          </ns0:p>
+        </ns0:tc>
+      </ns0:tr>
+      <ns0:tr>
+        <ns0:tc>
+          <ns0:tcPr/>
+          <ns0:p>
+            <ns0:pPr>
+              <ns0:pStyle ns0:val="Compact"/>
+            </ns0:pPr>
+            <ns0:r>
+              <ns0:rPr>
+                <ns0:b/>
+                <ns0:bCs/>
+              </ns0:rPr>
+              <ns0:t xml:space="preserve">NOT GIVEN</ns0:t>
+            </ns0:r>
+          </ns0:p>
+        </ns0:tc>
+        <ns0:tc>
+          <ns0:tcPr/>
+          <ns0:p>
+            <ns0:pPr>
+              <ns0:pStyle ns0:val="Compact"/>
+            </ns0:pPr>
+            <ns0:r>
+              <ns0:t xml:space="preserve">the information is not given in the passage</ns0:t>
+            </ns0:r>
+          </ns0:p>
+        </ns0:tc>
+      </ns0:tr>
+    </ns0:tbl>
+    <ns0:p>
+      <ns0:pPr>
+        <ns0:pStyle ns0:val="CDQuestion"/>
+      </ns0:pPr>
+      <ns0:r>
+        <ns0:rPr>
+          <ns0:b/>
+          <ns0:bCs/>
+        </ns0:rPr>
+        <ns0:t xml:space="preserve">9.</ns0:t>
+      </ns0:r>
+      <ns0:r>
+        <ns0:t xml:space="preserve"> </ns0:t>
+      </ns0:r>
+      <ns0:r>
+        <ns0:t xml:space="preserve">The Lake Mungo remains offer the archeologists the evidence of graphic illustration of human activities around.</ns0:t>
+      </ns0:r>
+      <ns0:r>
+        <ns0:br/>
+      </ns0:r>
+      <ns0:r>
+        <ns0:rPr>
+          <ns0:b/>
+          <ns0:bCs/>
+        </ns0:rPr>
+        <ns0:t xml:space="preserve">10.</ns0:t>
+      </ns0:r>
+      <ns0:r>
+        <ns0:t xml:space="preserve"> </ns0:t>
+      </ns0:r>
+      <ns0:r>
+        <ns0:t xml:space="preserve">In Lake Mungo remains, weapons were found used by the Mungo.</ns0:t>
+      </ns0:r>
+      <ns0:r>
+        <ns0:br/>
+      </ns0:r>
+      <ns0:r>
+        <ns0:rPr>
+          <ns0:b/>
+          <ns0:bCs/>
+        </ns0:rPr>
+        <ns0:t xml:space="preserve">11.</ns0:t>
+      </ns0:r>
+      <ns0:r>
+        <ns0:t xml:space="preserve"> </ns0:t>
+      </ns0:r>
+      <ns0:r>
+        <ns0:t xml:space="preserve">Mungo Man is one of the oldest known archeological evidence in the world of cultural sophistication such as a burying ritual.</ns0:t>
+      </ns0:r>
+      <ns0:r>
+        <ns0:br/>
+      </ns0:r>
+      <ns0:r>
+        <ns0:rPr>
+          <ns0:b/>
+          <ns0:bCs/>
+        </ns0:rPr>
+        <ns0:t xml:space="preserve">12.</ns0:t>
+      </ns0:r>
+      <ns0:r>
+        <ns0:t xml:space="preserve"> </ns0:t>
+      </ns0:r>
+      <ns0:r>
+        <ns0:t xml:space="preserve">Mungo Man and woman’s skeletons were uncovered in the same year.</ns0:t>
+      </ns0:r>
+      <ns0:r>
+        <ns0:br/>
+      </ns0:r>
+      <ns0:r>
+        <ns0:rPr>
+          <ns0:b/>
+          <ns0:bCs/>
+        </ns0:rPr>
+        <ns0:t xml:space="preserve">13.</ns0:t>
+      </ns0:r>
+      <ns0:r>
+        <ns0:t xml:space="preserve"> </ns0:t>
+      </ns0:r>
+      <ns0:r>
+        <ns0:t xml:space="preserve">There is controversy among scientists about the origin of the oldest Homo sapiens.</ns0:t>
+      </ns0:r>
+      <ns0:r>
+        <ns0:br/>
+      </ns0:r>
+      <ns0:r>
+        <ns0:rPr>
+          <ns0:b/>
+          <ns0:bCs/>
+        </ns0:rPr>
+        <ns0:t xml:space="preserve">14.</ns0:t>
+      </ns0:r>
+      <ns0:r>
+        <ns0:t xml:space="preserve"> </ns0:t>
+      </ns0:r>
+      <ns0:r>
+        <ns0:t xml:space="preserve">Out of Africa supporters have criticised Australian professors for using an outmoded research method.</ns0:t>
       </ns0:r>
     </ns0:p>
     <ns0:p>
@@ -3597,13 +3981,16 @@
     </w:rPrDefault>
     <w:pPrDefault>
       <w:pPr>
-        <w:spacing w:after="120"/>
+        <w:spacing w:after="60"/>
       </w:pPr>
     </w:pPrDefault>
   </w:docDefaults>
   <w:style w:default="1" w:styleId="Normal" w:type="paragraph">
     <w:name w:val="Normal"/>
     <w:qFormat/>
+    <w:pPr>
+      <w:spacing w:after="60"/>
+    </w:pPr>
     <w:rPr>
       <w:rFonts w:ascii="Georgia" w:cs="Georgia" w:hAnsi="Georgia"/>
       <w:sz w:val="24"/>
@@ -3615,7 +4002,7 @@
     <w:uiPriority w:val="9"/>
     <w:qFormat/>
     <w:pPr>
-      <w:spacing w:after="120" w:before="240"/>
+      <w:spacing w:after="80" w:before="200"/>
     </w:pPr>
     <w:rPr>
       <w:rFonts w:ascii="Latin Modern Sans" w:cs="Latin Modern Sans" w:hAnsi="Latin Modern Sans"/>
@@ -3630,7 +4017,7 @@
     <w:uiPriority w:val="9"/>
     <w:qFormat/>
     <w:pPr>
-      <w:spacing w:after="100" w:before="200"/>
+      <w:spacing w:after="80" w:before="160"/>
     </w:pPr>
     <w:rPr>
       <w:rFonts w:ascii="Latin Modern Sans" w:cs="Latin Modern Sans" w:hAnsi="Latin Modern Sans"/>
@@ -3645,7 +4032,7 @@
     <w:qFormat/>
     <w:pPr>
       <w:jc w:val="center"/>
-      <w:spacing w:after="160" w:before="120"/>
+      <w:spacing w:after="120" w:before="80"/>
     </w:pPr>
     <w:rPr>
       <w:rFonts w:ascii="Latin Modern Sans" w:cs="Latin Modern Sans" w:hAnsi="Latin Modern Sans"/>
@@ -3683,7 +4070,7 @@
     <w:basedOn w:val="Normal"/>
     <w:qFormat/>
     <w:pPr>
-      <w:spacing w:after="160" w:before="120"/>
+      <w:spacing w:after="120" w:before="100"/>
       <w:pBdr>
         <w:top w:color="E52B20" w:space="2" w:sz="8" w:val="single"/>
         <w:left w:color="E52B20" w:space="2" w:sz="8" w:val="single"/>
@@ -3703,7 +4090,7 @@
     <w:basedOn w:val="Normal"/>
     <w:qFormat/>
     <w:pPr>
-      <w:spacing w:after="120" w:before="160"/>
+      <w:spacing w:after="80" w:before="100"/>
       <w:pBdr>
         <w:left w:color="E52B20" w:space="2" w:sz="24" w:val="single"/>
       </w:pBdr>
@@ -3722,7 +4109,7 @@
     <w:basedOn w:val="Normal"/>
     <w:qFormat/>
     <w:pPr>
-      <w:spacing w:after="100" w:before="140"/>
+      <w:spacing w:after="60" w:before="80"/>
       <w:pBdr>
         <w:left w:color="1F4E79" w:space="2" w:sz="24" w:val="single"/>
       </w:pBdr>
@@ -3741,7 +4128,7 @@
     <w:basedOn w:val="Normal"/>
     <w:qFormat/>
     <w:pPr>
-      <w:spacing w:after="80" w:before="120"/>
+      <w:spacing w:after="60" w:before="80"/>
       <w:pBdr>
         <w:left w:color="5AA244" w:space="2" w:sz="24" w:val="single"/>
       </w:pBdr>
@@ -3760,12 +4147,12 @@
     <w:basedOn w:val="Normal"/>
     <w:qFormat/>
     <w:pPr>
-      <w:spacing w:after="120" w:before="120"/>
+      <w:spacing w:after="80" w:before="80" w:line="276" w:lineRule="auto"/>
       <w:pBdr>
-        <w:left w:color="7A1FA2" w:space="2" w:sz="24" w:val="single"/>
+        <w:left w:color="7A1FA2" w:space="6" w:sz="24" w:val="single"/>
       </w:pBdr>
       <w:shd w:color="auto" w:fill="F6F0FA" w:val="clear"/>
-      <w:ind w:left="240"/>
+      <w:ind w:left="360" w:right="240"/>
     </w:pPr>
     <w:rPr>
       <w:rFonts w:ascii="Latin Modern Sans" w:cs="Latin Modern Sans" w:hAnsi="Latin Modern Sans"/>
@@ -3774,11 +4161,23 @@
       <w:sz w:val="24"/>
     </w:rPr>
   </w:style>
+  <w:style w:styleId="CDQuestion" w:type="paragraph">
+    <w:name w:val="CDQuestion"/>
+    <w:basedOn w:val="Normal"/>
+    <w:qFormat/>
+    <w:pPr>
+      <w:spacing w:after="0" w:before="0"/>
+    </w:pPr>
+    <w:rPr>
+      <w:rFonts w:ascii="Georgia" w:cs="Georgia" w:hAnsi="Georgia"/>
+    </w:rPr>
+  </w:style>
   <w:style w:styleId="CDVocabTable" w:type="table">
     <w:name w:val="CDVocabTable"/>
     <w:basedOn w:val="TableNormal"/>
     <w:tblPr>
       <w:tblW w:type="pct" w:w="5000"/>
+      <w:tblInd w:type="dxa" w:w="240"/>
       <w:tblLayout w:type="autofit"/>
       <w:tblBorders>
         <w:top w:color="BFBFBF" w:space="0" w:sz="10" w:val="single"/>
@@ -3803,6 +4202,35 @@
         <w:rFonts w:ascii="Latin Modern Sans" w:cs="Latin Modern Sans" w:hAnsi="Latin Modern Sans"/>
         <w:b/>
         <w:color w:val="FFFFFF"/>
+      </w:rPr>
+    </w:tblStylePr>
+  </w:style>
+  <w:style w:styleId="CDOptionTable" w:type="table">
+    <w:name w:val="CDOptionTable"/>
+    <w:basedOn w:val="TableNormal"/>
+    <w:tblPr>
+      <w:tblW w:type="pct" w:w="3200"/>
+      <w:jc w:val="center"/>
+      <w:tblBorders>
+        <w:top w:color="1F4E79" w:space="0" w:sz="10" w:val="single"/>
+        <w:left w:color="1F4E79" w:space="0" w:sz="10" w:val="single"/>
+        <w:bottom w:color="1F4E79" w:space="0" w:sz="10" w:val="single"/>
+        <w:right w:color="1F4E79" w:space="0" w:sz="10" w:val="single"/>
+        <w:insideH w:color="D0D0D0" w:space="0" w:sz="6" w:val="single"/>
+        <w:insideV w:color="D0D0D0" w:space="0" w:sz="6" w:val="single"/>
+      </w:tblBorders>
+      <w:tblCellMar>
+        <w:top w:type="dxa" w:w="80"/>
+        <w:left w:type="dxa" w:w="120"/>
+        <w:bottom w:type="dxa" w:w="80"/>
+        <w:right w:type="dxa" w:w="120"/>
+      </w:tblCellMar>
+    </w:tblPr>
+    <w:tblStylePr w:type="firstColumn">
+      <w:rPr>
+        <w:rFonts w:ascii="Latin Modern Sans" w:cs="Latin Modern Sans" w:hAnsi="Latin Modern Sans"/>
+        <w:b/>
+        <w:color w:val="1F4E79"/>
       </w:rPr>
     </w:tblStylePr>
   </w:style>

--- a/chuyenDe/RW/docx/raw47/Reading/Level1/W7.docx
+++ b/chuyenDe/RW/docx/raw47/Reading/Level1/W7.docx
@@ -4234,6 +4234,39 @@
       </w:rPr>
     </w:tblStylePr>
   </w:style>
+  <w:style w:styleId="CDAnswerTable" w:type="table">
+    <w:name w:val="CDAnswerTable"/>
+    <w:basedOn w:val="TableNormal"/>
+    <w:tblPr>
+      <w:tblW w:type="pct" w:w="5000"/>
+      <w:tblInd w:type="dxa" w:w="240"/>
+      <w:tblLayout w:type="autofit"/>
+      <w:tblBorders>
+        <w:top w:color="BFBFBF" w:space="0" w:sz="10" w:val="single"/>
+        <w:left w:color="BFBFBF" w:space="0" w:sz="10" w:val="single"/>
+        <w:bottom w:color="BFBFBF" w:space="0" w:sz="10" w:val="single"/>
+        <w:right w:color="BFBFBF" w:space="0" w:sz="10" w:val="single"/>
+        <w:insideH w:color="D0D0D0" w:space="0" w:sz="8" w:val="single"/>
+        <w:insideV w:color="D0D0D0" w:space="0" w:sz="8" w:val="single"/>
+      </w:tblBorders>
+      <w:tblCellMar>
+        <w:top w:type="dxa" w:w="80"/>
+        <w:left w:type="dxa" w:w="120"/>
+        <w:bottom w:type="dxa" w:w="80"/>
+        <w:right w:type="dxa" w:w="120"/>
+      </w:tblCellMar>
+    </w:tblPr>
+    <w:tblStylePr w:type="firstRow">
+      <w:tcPr>
+        <w:shd w:color="auto" w:fill="1F4E79" w:val="clear"/>
+      </w:tcPr>
+      <w:rPr>
+        <w:rFonts w:ascii="Latin Modern Sans" w:cs="Latin Modern Sans" w:hAnsi="Latin Modern Sans"/>
+        <w:b/>
+        <w:color w:val="FFFFFF"/>
+      </w:rPr>
+    </w:tblStylePr>
+  </w:style>
   <w:style w:type="paragraph" w:customStyle="1" w:styleId="SourceCode">
     <w:name w:val="Source Code"/>
     <w:basedOn w:val="Normal"/>

--- a/chuyenDe/RW/docx/raw47/Reading/Level1/W7.docx
+++ b/chuyenDe/RW/docx/raw47/Reading/Level1/W7.docx
@@ -207,15 +207,15 @@
     </ns0:p>
     <ns0:tbl>
       <ns0:tblPr>
-        <ns0:tblStyle ns0:val="CDOptionTable"/>
-        <ns0:tblW ns0:type="pct" ns0:w="5000"/>
-        <ns0:tblLayout ns0:type="fixed"/>
+        <ns0:tblStyle ns0:val="CDChoiceTable"/>
+        <ns0:tblW ns0:type="dxa" ns0:w="9732"/>
+        <ns0:tblLayout ns0:type="autofit"/>
         <ns0:tblLook ns0:firstRow="1" ns0:lastRow="0" ns0:firstColumn="0" ns0:lastColumn="0" ns0:noHBand="0" ns0:noVBand="0" ns0:val="0020"/>
-        <ns0:jc ns0:val="center"/>
+        <ns0:tblInd ns0:type="dxa" ns0:w="240"/>
       </ns0:tblPr>
       <ns0:tblGrid>
-        <ns0:gridCol ns0:w="3960"/>
-        <ns0:gridCol ns0:w="3960"/>
+        <ns0:gridCol ns0:w="1751"/>
+        <ns0:gridCol ns0:w="7981"/>
       </ns0:tblGrid>
       <ns0:tr>
         <ns0:trPr>
@@ -4234,6 +4234,42 @@
       </w:rPr>
     </w:tblStylePr>
   </w:style>
+  <w:style w:styleId="CDChoiceTable" w:type="table">
+    <w:name w:val="CDChoiceTable"/>
+    <w:basedOn w:val="TableNormal"/>
+    <w:tblPr>
+      <w:tblW w:type="pct" w:w="5000"/>
+      <w:tblInd w:type="dxa" w:w="240"/>
+      <w:tblLayout w:type="autofit"/>
+      <w:tblBorders>
+        <w:top w:color="1F4E79" w:space="0" w:sz="10" w:val="single"/>
+        <w:left w:color="1F4E79" w:space="0" w:sz="10" w:val="single"/>
+        <w:bottom w:color="1F4E79" w:space="0" w:sz="10" w:val="single"/>
+        <w:right w:color="1F4E79" w:space="0" w:sz="10" w:val="single"/>
+        <w:insideH w:color="D0D0D0" w:space="0" w:sz="6" w:val="single"/>
+        <w:insideV w:color="D0D0D0" w:space="0" w:sz="6" w:val="single"/>
+      </w:tblBorders>
+      <w:tblCellMar>
+        <w:top w:type="dxa" w:w="80"/>
+        <w:left w:type="dxa" w:w="120"/>
+        <w:bottom w:type="dxa" w:w="80"/>
+        <w:right w:type="dxa" w:w="120"/>
+      </w:tblCellMar>
+    </w:tblPr>
+    <w:tblStylePr w:type="firstColumn">
+      <w:rPr>
+        <w:rFonts w:ascii="Latin Modern Sans" w:cs="Latin Modern Sans" w:hAnsi="Latin Modern Sans"/>
+        <w:b/>
+        <w:color w:val="1F4E79"/>
+      </w:rPr>
+    </w:tblStylePr>
+    <w:tblStylePr w:type="firstRow">
+      <w:rPr>
+        <w:rFonts w:ascii="Latin Modern Sans" w:cs="Latin Modern Sans" w:hAnsi="Latin Modern Sans"/>
+        <w:b/>
+      </w:rPr>
+    </w:tblStylePr>
+  </w:style>
   <w:style w:styleId="CDAnswerTable" w:type="table">
     <w:name w:val="CDAnswerTable"/>
     <w:basedOn w:val="TableNormal"/>

--- a/chuyenDe/RW/docx/raw47/Reading/Level1/W7.docx
+++ b/chuyenDe/RW/docx/raw47/Reading/Level1/W7.docx
@@ -3313,6 +3313,1586 @@
     </ns0:p>
     <ns0:bookmarkEnd ns0:id="27"/>
     <ns0:bookmarkEnd ns0:id="28"/>
+    <ns0:bookmarkStart ns0:id="29" ns0:name="bảng-đáp-án-tổng-hợp"/>
+    <ns0:p>
+      <ns0:pPr>
+        <ns0:pStyle ns0:val="Heading2"/>
+      </ns0:pPr>
+      <ns0:r>
+        <ns0:t xml:space="preserve">Bảng đáp án tổng hợp</ns0:t>
+      </ns0:r>
+    </ns0:p>
+    <ns0:tbl>
+      <ns0:tblPr>
+        <ns0:tblStyle ns0:val="CDAnswerKeyTable"/>
+        <ns0:tblW ns0:type="dxa" ns0:w="9732"/>
+        <ns0:tblLayout ns0:type="autofit"/>
+        <ns0:tblLook ns0:firstRow="1" ns0:lastRow="0" ns0:firstColumn="0" ns0:lastColumn="0" ns0:noHBand="0" ns0:noVBand="0" ns0:val="0020"/>
+        <ns0:tblInd ns0:type="dxa" ns0:w="240"/>
+      </ns0:tblPr>
+      <ns0:tblGrid>
+        <ns0:gridCol ns0:w="1751"/>
+        <ns0:gridCol ns0:w="7981"/>
+      </ns0:tblGrid>
+      <ns0:tr>
+        <ns0:trPr>
+          <ns0:tblHeader ns0:val="on"/>
+        </ns0:trPr>
+        <ns0:tc>
+          <ns0:tcPr/>
+          <ns0:p>
+            <ns0:pPr>
+              <ns0:pStyle ns0:val="Compact"/>
+            </ns0:pPr>
+            <ns0:r>
+              <ns0:t xml:space="preserve">Câu</ns0:t>
+            </ns0:r>
+          </ns0:p>
+        </ns0:tc>
+        <ns0:tc>
+          <ns0:tcPr/>
+          <ns0:p>
+            <ns0:pPr>
+              <ns0:pStyle ns0:val="Compact"/>
+            </ns0:pPr>
+            <ns0:r>
+              <ns0:t xml:space="preserve">Đáp án</ns0:t>
+            </ns0:r>
+          </ns0:p>
+        </ns0:tc>
+      </ns0:tr>
+      <ns0:tr>
+        <ns0:tc>
+          <ns0:tcPr/>
+          <ns0:p>
+            <ns0:pPr>
+              <ns0:pStyle ns0:val="Compact"/>
+            </ns0:pPr>
+            <ns0:r>
+              <ns0:rPr>
+                <ns0:b/>
+                <ns0:bCs/>
+              </ns0:rPr>
+              <ns0:t xml:space="preserve">1</ns0:t>
+            </ns0:r>
+          </ns0:p>
+        </ns0:tc>
+        <ns0:tc>
+          <ns0:tcPr/>
+          <ns0:p>
+            <ns0:pPr>
+              <ns0:pStyle ns0:val="Compact"/>
+            </ns0:pPr>
+            <ns0:r>
+              <ns0:rPr>
+                <ns0:b/>
+                <ns0:bCs/>
+              </ns0:rPr>
+              <ns0:t xml:space="preserve">A</ns0:t>
+            </ns0:r>
+          </ns0:p>
+        </ns0:tc>
+      </ns0:tr>
+      <ns0:tr>
+        <ns0:tc>
+          <ns0:tcPr/>
+          <ns0:p>
+            <ns0:pPr>
+              <ns0:pStyle ns0:val="Compact"/>
+            </ns0:pPr>
+            <ns0:r>
+              <ns0:rPr>
+                <ns0:b/>
+                <ns0:bCs/>
+              </ns0:rPr>
+              <ns0:t xml:space="preserve">2</ns0:t>
+            </ns0:r>
+          </ns0:p>
+        </ns0:tc>
+        <ns0:tc>
+          <ns0:tcPr/>
+          <ns0:p>
+            <ns0:pPr>
+              <ns0:pStyle ns0:val="Compact"/>
+            </ns0:pPr>
+            <ns0:r>
+              <ns0:rPr>
+                <ns0:b/>
+                <ns0:bCs/>
+              </ns0:rPr>
+              <ns0:t xml:space="preserve">E</ns0:t>
+            </ns0:r>
+          </ns0:p>
+        </ns0:tc>
+      </ns0:tr>
+      <ns0:tr>
+        <ns0:tc>
+          <ns0:tcPr/>
+          <ns0:p>
+            <ns0:pPr>
+              <ns0:pStyle ns0:val="Compact"/>
+            </ns0:pPr>
+            <ns0:r>
+              <ns0:rPr>
+                <ns0:b/>
+                <ns0:bCs/>
+              </ns0:rPr>
+              <ns0:t xml:space="preserve">3</ns0:t>
+            </ns0:r>
+          </ns0:p>
+        </ns0:tc>
+        <ns0:tc>
+          <ns0:tcPr/>
+          <ns0:p>
+            <ns0:pPr>
+              <ns0:pStyle ns0:val="Compact"/>
+            </ns0:pPr>
+            <ns0:r>
+              <ns0:rPr>
+                <ns0:b/>
+                <ns0:bCs/>
+              </ns0:rPr>
+              <ns0:t xml:space="preserve">A</ns0:t>
+            </ns0:r>
+          </ns0:p>
+        </ns0:tc>
+      </ns0:tr>
+      <ns0:tr>
+        <ns0:tc>
+          <ns0:tcPr/>
+          <ns0:p>
+            <ns0:pPr>
+              <ns0:pStyle ns0:val="Compact"/>
+            </ns0:pPr>
+            <ns0:r>
+              <ns0:rPr>
+                <ns0:b/>
+                <ns0:bCs/>
+              </ns0:rPr>
+              <ns0:t xml:space="preserve">4</ns0:t>
+            </ns0:r>
+          </ns0:p>
+        </ns0:tc>
+        <ns0:tc>
+          <ns0:tcPr/>
+          <ns0:p>
+            <ns0:pPr>
+              <ns0:pStyle ns0:val="Compact"/>
+            </ns0:pPr>
+            <ns0:r>
+              <ns0:rPr>
+                <ns0:b/>
+                <ns0:bCs/>
+              </ns0:rPr>
+              <ns0:t xml:space="preserve">B</ns0:t>
+            </ns0:r>
+          </ns0:p>
+        </ns0:tc>
+      </ns0:tr>
+      <ns0:tr>
+        <ns0:tc>
+          <ns0:tcPr/>
+          <ns0:p>
+            <ns0:pPr>
+              <ns0:pStyle ns0:val="Compact"/>
+            </ns0:pPr>
+            <ns0:r>
+              <ns0:rPr>
+                <ns0:b/>
+                <ns0:bCs/>
+              </ns0:rPr>
+              <ns0:t xml:space="preserve">5</ns0:t>
+            </ns0:r>
+          </ns0:p>
+        </ns0:tc>
+        <ns0:tc>
+          <ns0:tcPr/>
+          <ns0:p>
+            <ns0:pPr>
+              <ns0:pStyle ns0:val="Compact"/>
+            </ns0:pPr>
+            <ns0:r>
+              <ns0:rPr>
+                <ns0:b/>
+                <ns0:bCs/>
+              </ns0:rPr>
+              <ns0:t xml:space="preserve">C</ns0:t>
+            </ns0:r>
+          </ns0:p>
+        </ns0:tc>
+      </ns0:tr>
+      <ns0:tr>
+        <ns0:tc>
+          <ns0:tcPr/>
+          <ns0:p>
+            <ns0:pPr>
+              <ns0:pStyle ns0:val="Compact"/>
+            </ns0:pPr>
+            <ns0:r>
+              <ns0:rPr>
+                <ns0:b/>
+                <ns0:bCs/>
+              </ns0:rPr>
+              <ns0:t xml:space="preserve">6</ns0:t>
+            </ns0:r>
+          </ns0:p>
+        </ns0:tc>
+        <ns0:tc>
+          <ns0:tcPr/>
+          <ns0:p>
+            <ns0:pPr>
+              <ns0:pStyle ns0:val="Compact"/>
+            </ns0:pPr>
+            <ns0:r>
+              <ns0:rPr>
+                <ns0:b/>
+                <ns0:bCs/>
+              </ns0:rPr>
+              <ns0:t xml:space="preserve">D</ns0:t>
+            </ns0:r>
+          </ns0:p>
+        </ns0:tc>
+      </ns0:tr>
+      <ns0:tr>
+        <ns0:tc>
+          <ns0:tcPr/>
+          <ns0:p>
+            <ns0:pPr>
+              <ns0:pStyle ns0:val="Compact"/>
+            </ns0:pPr>
+            <ns0:r>
+              <ns0:rPr>
+                <ns0:b/>
+                <ns0:bCs/>
+              </ns0:rPr>
+              <ns0:t xml:space="preserve">7</ns0:t>
+            </ns0:r>
+          </ns0:p>
+        </ns0:tc>
+        <ns0:tc>
+          <ns0:tcPr/>
+          <ns0:p>
+            <ns0:pPr>
+              <ns0:pStyle ns0:val="Compact"/>
+            </ns0:pPr>
+            <ns0:r>
+              <ns0:rPr>
+                <ns0:b/>
+                <ns0:bCs/>
+              </ns0:rPr>
+              <ns0:t xml:space="preserve">B</ns0:t>
+            </ns0:r>
+          </ns0:p>
+        </ns0:tc>
+      </ns0:tr>
+      <ns0:tr>
+        <ns0:tc>
+          <ns0:tcPr/>
+          <ns0:p>
+            <ns0:pPr>
+              <ns0:pStyle ns0:val="Compact"/>
+            </ns0:pPr>
+            <ns0:r>
+              <ns0:rPr>
+                <ns0:b/>
+                <ns0:bCs/>
+              </ns0:rPr>
+              <ns0:t xml:space="preserve">8</ns0:t>
+            </ns0:r>
+          </ns0:p>
+        </ns0:tc>
+        <ns0:tc>
+          <ns0:tcPr/>
+          <ns0:p>
+            <ns0:pPr>
+              <ns0:pStyle ns0:val="Compact"/>
+            </ns0:pPr>
+            <ns0:r>
+              <ns0:rPr>
+                <ns0:b/>
+                <ns0:bCs/>
+              </ns0:rPr>
+              <ns0:t xml:space="preserve">A</ns0:t>
+            </ns0:r>
+          </ns0:p>
+        </ns0:tc>
+      </ns0:tr>
+      <ns0:tr>
+        <ns0:tc>
+          <ns0:tcPr/>
+          <ns0:p>
+            <ns0:pPr>
+              <ns0:pStyle ns0:val="Compact"/>
+            </ns0:pPr>
+            <ns0:r>
+              <ns0:rPr>
+                <ns0:b/>
+                <ns0:bCs/>
+              </ns0:rPr>
+              <ns0:t xml:space="preserve">9</ns0:t>
+            </ns0:r>
+          </ns0:p>
+        </ns0:tc>
+        <ns0:tc>
+          <ns0:tcPr/>
+          <ns0:p>
+            <ns0:pPr>
+              <ns0:pStyle ns0:val="Compact"/>
+            </ns0:pPr>
+            <ns0:r>
+              <ns0:rPr>
+                <ns0:b/>
+                <ns0:bCs/>
+              </ns0:rPr>
+              <ns0:t xml:space="preserve">TRUE</ns0:t>
+            </ns0:r>
+          </ns0:p>
+        </ns0:tc>
+      </ns0:tr>
+      <ns0:tr>
+        <ns0:tc>
+          <ns0:tcPr/>
+          <ns0:p>
+            <ns0:pPr>
+              <ns0:pStyle ns0:val="Compact"/>
+            </ns0:pPr>
+            <ns0:r>
+              <ns0:rPr>
+                <ns0:b/>
+                <ns0:bCs/>
+              </ns0:rPr>
+              <ns0:t xml:space="preserve">10</ns0:t>
+            </ns0:r>
+          </ns0:p>
+        </ns0:tc>
+        <ns0:tc>
+          <ns0:tcPr/>
+          <ns0:p>
+            <ns0:pPr>
+              <ns0:pStyle ns0:val="Compact"/>
+            </ns0:pPr>
+            <ns0:r>
+              <ns0:rPr>
+                <ns0:b/>
+                <ns0:bCs/>
+              </ns0:rPr>
+              <ns0:t xml:space="preserve">NOT GIVEN</ns0:t>
+            </ns0:r>
+          </ns0:p>
+        </ns0:tc>
+      </ns0:tr>
+      <ns0:tr>
+        <ns0:tc>
+          <ns0:tcPr/>
+          <ns0:p>
+            <ns0:pPr>
+              <ns0:pStyle ns0:val="Compact"/>
+            </ns0:pPr>
+            <ns0:r>
+              <ns0:rPr>
+                <ns0:b/>
+                <ns0:bCs/>
+              </ns0:rPr>
+              <ns0:t xml:space="preserve">11</ns0:t>
+            </ns0:r>
+          </ns0:p>
+        </ns0:tc>
+        <ns0:tc>
+          <ns0:tcPr/>
+          <ns0:p>
+            <ns0:pPr>
+              <ns0:pStyle ns0:val="Compact"/>
+            </ns0:pPr>
+            <ns0:r>
+              <ns0:rPr>
+                <ns0:b/>
+                <ns0:bCs/>
+              </ns0:rPr>
+              <ns0:t xml:space="preserve">TRUE</ns0:t>
+            </ns0:r>
+          </ns0:p>
+        </ns0:tc>
+      </ns0:tr>
+      <ns0:tr>
+        <ns0:tc>
+          <ns0:tcPr/>
+          <ns0:p>
+            <ns0:pPr>
+              <ns0:pStyle ns0:val="Compact"/>
+            </ns0:pPr>
+            <ns0:r>
+              <ns0:rPr>
+                <ns0:b/>
+                <ns0:bCs/>
+              </ns0:rPr>
+              <ns0:t xml:space="preserve">12</ns0:t>
+            </ns0:r>
+          </ns0:p>
+        </ns0:tc>
+        <ns0:tc>
+          <ns0:tcPr/>
+          <ns0:p>
+            <ns0:pPr>
+              <ns0:pStyle ns0:val="Compact"/>
+            </ns0:pPr>
+            <ns0:r>
+              <ns0:rPr>
+                <ns0:b/>
+                <ns0:bCs/>
+              </ns0:rPr>
+              <ns0:t xml:space="preserve">FALSE</ns0:t>
+            </ns0:r>
+          </ns0:p>
+        </ns0:tc>
+      </ns0:tr>
+      <ns0:tr>
+        <ns0:tc>
+          <ns0:tcPr/>
+          <ns0:p>
+            <ns0:pPr>
+              <ns0:pStyle ns0:val="Compact"/>
+            </ns0:pPr>
+            <ns0:r>
+              <ns0:rPr>
+                <ns0:b/>
+                <ns0:bCs/>
+              </ns0:rPr>
+              <ns0:t xml:space="preserve">13</ns0:t>
+            </ns0:r>
+          </ns0:p>
+        </ns0:tc>
+        <ns0:tc>
+          <ns0:tcPr/>
+          <ns0:p>
+            <ns0:pPr>
+              <ns0:pStyle ns0:val="Compact"/>
+            </ns0:pPr>
+            <ns0:r>
+              <ns0:rPr>
+                <ns0:b/>
+                <ns0:bCs/>
+              </ns0:rPr>
+              <ns0:t xml:space="preserve">TRUE</ns0:t>
+            </ns0:r>
+          </ns0:p>
+        </ns0:tc>
+      </ns0:tr>
+      <ns0:tr>
+        <ns0:tc>
+          <ns0:tcPr/>
+          <ns0:p>
+            <ns0:pPr>
+              <ns0:pStyle ns0:val="Compact"/>
+            </ns0:pPr>
+            <ns0:r>
+              <ns0:rPr>
+                <ns0:b/>
+                <ns0:bCs/>
+              </ns0:rPr>
+              <ns0:t xml:space="preserve">14</ns0:t>
+            </ns0:r>
+          </ns0:p>
+        </ns0:tc>
+        <ns0:tc>
+          <ns0:tcPr/>
+          <ns0:p>
+            <ns0:pPr>
+              <ns0:pStyle ns0:val="Compact"/>
+            </ns0:pPr>
+            <ns0:r>
+              <ns0:rPr>
+                <ns0:b/>
+                <ns0:bCs/>
+              </ns0:rPr>
+              <ns0:t xml:space="preserve">NOT GIVEN</ns0:t>
+            </ns0:r>
+          </ns0:p>
+        </ns0:tc>
+      </ns0:tr>
+    </ns0:tbl>
+    <ns0:bookmarkEnd ns0:id="29"/>
+    <ns0:bookmarkStart ns0:id="30" ns0:name="tổng-hợp-từ-vựng"/>
+    <ns0:p>
+      <ns0:pPr>
+        <ns0:pStyle ns0:val="Heading2"/>
+      </ns0:pPr>
+      <ns0:r>
+        <ns0:t xml:space="preserve">Tổng hợp từ vựng</ns0:t>
+      </ns0:r>
+    </ns0:p>
+    <ns0:tbl>
+      <ns0:tblPr>
+        <ns0:tblStyle ns0:val="CDReadingVocabTable"/>
+        <ns0:tblW ns0:type="dxa" ns0:w="9732"/>
+        <ns0:tblLayout ns0:type="autofit"/>
+        <ns0:tblLook ns0:firstRow="1" ns0:lastRow="0" ns0:firstColumn="0" ns0:lastColumn="0" ns0:noHBand="0" ns0:noVBand="0" ns0:val="0020"/>
+        <ns0:tblInd ns0:type="dxa" ns0:w="240"/>
+      </ns0:tblPr>
+      <ns0:tblGrid>
+        <ns0:gridCol ns0:w="2335"/>
+        <ns0:gridCol ns0:w="1362"/>
+        <ns0:gridCol ns0:w="3894"/>
+        <ns0:gridCol ns0:w="2141"/>
+      </ns0:tblGrid>
+      <ns0:tr>
+        <ns0:trPr>
+          <ns0:tblHeader ns0:val="on"/>
+        </ns0:trPr>
+        <ns0:tc>
+          <ns0:tcPr/>
+          <ns0:p>
+            <ns0:pPr>
+              <ns0:pStyle ns0:val="Compact"/>
+            </ns0:pPr>
+            <ns0:r>
+              <ns0:t xml:space="preserve">Từ vựng (Từ loại)</ns0:t>
+            </ns0:r>
+          </ns0:p>
+        </ns0:tc>
+        <ns0:tc>
+          <ns0:tcPr/>
+          <ns0:p>
+            <ns0:pPr>
+              <ns0:pStyle ns0:val="Compact"/>
+            </ns0:pPr>
+            <ns0:r>
+              <ns0:t xml:space="preserve">Phiên âm</ns0:t>
+            </ns0:r>
+          </ns0:p>
+        </ns0:tc>
+        <ns0:tc>
+          <ns0:tcPr/>
+          <ns0:p>
+            <ns0:pPr>
+              <ns0:pStyle ns0:val="Compact"/>
+            </ns0:pPr>
+            <ns0:r>
+              <ns0:t xml:space="preserve">Nghĩa tiếng Anh (Giải thích chi tiết nghĩa tiếng Việt)</ns0:t>
+            </ns0:r>
+          </ns0:p>
+        </ns0:tc>
+        <ns0:tc>
+          <ns0:tcPr/>
+          <ns0:p>
+            <ns0:pPr>
+              <ns0:pStyle ns0:val="Compact"/>
+            </ns0:pPr>
+            <ns0:r>
+              <ns0:t xml:space="preserve">Ví dụ minh họa</ns0:t>
+            </ns0:r>
+          </ns0:p>
+        </ns0:tc>
+      </ns0:tr>
+      <ns0:tr>
+        <ns0:tc>
+          <ns0:tcPr/>
+          <ns0:p>
+            <ns0:pPr>
+              <ns0:pStyle ns0:val="Compact"/>
+            </ns0:pPr>
+            <ns0:r>
+              <ns0:rPr>
+                <ns0:b/>
+                <ns0:bCs/>
+              </ns0:rPr>
+              <ns0:t xml:space="preserve">lush</ns0:t>
+            </ns0:r>
+            <ns0:r>
+              <ns0:t xml:space="preserve"> </ns0:t>
+            </ns0:r>
+            <ns0:r>
+              <ns0:t xml:space="preserve">(adj)</ns0:t>
+            </ns0:r>
+          </ns0:p>
+        </ns0:tc>
+        <ns0:tc>
+          <ns0:tcPr/>
+          <ns0:p>
+            <ns0:pPr>
+              <ns0:pStyle ns0:val="Compact"/>
+            </ns0:pPr>
+            <ns0:r>
+              <ns0:t xml:space="preserve">/lʌʃ/</ns0:t>
+            </ns0:r>
+          </ns0:p>
+        </ns0:tc>
+        <ns0:tc>
+          <ns0:tcPr/>
+          <ns0:p>
+            <ns0:pPr>
+              <ns0:pStyle ns0:val="Compact"/>
+            </ns0:pPr>
+            <ns0:r>
+              <ns0:t xml:space="preserve">(of plants or vegetation) growing thickly and strongly in a way that is attractive; very lush and green (tươi tốt, um tùm, xanh tươi)</ns0:t>
+            </ns0:r>
+          </ns0:p>
+        </ns0:tc>
+        <ns0:tc>
+          <ns0:tcPr/>
+          <ns0:p>
+            <ns0:pPr>
+              <ns0:pStyle ns0:val="Compact"/>
+            </ns0:pPr>
+            <ns0:r>
+              <ns0:t xml:space="preserve">Fifty thousand years ago, a lush landscape greeted the first Australians.</ns0:t>
+            </ns0:r>
+          </ns0:p>
+        </ns0:tc>
+      </ns0:tr>
+      <ns0:tr>
+        <ns0:tc>
+          <ns0:tcPr/>
+          <ns0:p>
+            <ns0:pPr>
+              <ns0:pStyle ns0:val="Compact"/>
+            </ns0:pPr>
+            <ns0:r>
+              <ns0:rPr>
+                <ns0:b/>
+                <ns0:bCs/>
+              </ns0:rPr>
+              <ns0:t xml:space="preserve">mega fauna</ns0:t>
+            </ns0:r>
+            <ns0:r>
+              <ns0:t xml:space="preserve"> </ns0:t>
+            </ns0:r>
+            <ns0:r>
+              <ns0:t xml:space="preserve">(n)</ns0:t>
+            </ns0:r>
+          </ns0:p>
+        </ns0:tc>
+        <ns0:tc>
+          <ns0:tcPr/>
+          <ns0:p>
+            <ns0:pPr>
+              <ns0:pStyle ns0:val="Compact"/>
+            </ns0:pPr>
+            <ns0:r>
+              <ns0:t xml:space="preserve">/ˌmeɡ.əˈfɔː.nə/</ns0:t>
+            </ns0:r>
+          </ns0:p>
+        </ns0:tc>
+        <ns0:tc>
+          <ns0:tcPr/>
+          <ns0:p>
+            <ns0:pPr>
+              <ns0:pStyle ns0:val="Compact"/>
+            </ns0:pPr>
+            <ns0:r>
+              <ns0:t xml:space="preserve">large or giant animals, especially those that existed in prehistoric times (động vật khổng lồ thời tiền sử)</ns0:t>
+            </ns0:r>
+          </ns0:p>
+        </ns0:tc>
+        <ns0:tc>
+          <ns0:tcPr/>
+          <ns0:p>
+            <ns0:pPr>
+              <ns0:pStyle ns0:val="Compact"/>
+            </ns0:pPr>
+            <ns0:r>
+              <ns0:t xml:space="preserve">Megafauna – giant prehistoric animals such as marsupial lions were abundant.</ns0:t>
+            </ns0:r>
+          </ns0:p>
+        </ns0:tc>
+      </ns0:tr>
+      <ns0:tr>
+        <ns0:tc>
+          <ns0:tcPr/>
+          <ns0:p>
+            <ns0:pPr>
+              <ns0:pStyle ns0:val="Compact"/>
+            </ns0:pPr>
+            <ns0:r>
+              <ns0:rPr>
+                <ns0:b/>
+                <ns0:bCs/>
+              </ns0:rPr>
+              <ns0:t xml:space="preserve">prominent</ns0:t>
+            </ns0:r>
+            <ns0:r>
+              <ns0:t xml:space="preserve"> </ns0:t>
+            </ns0:r>
+            <ns0:r>
+              <ns0:t xml:space="preserve">(adj)</ns0:t>
+            </ns0:r>
+          </ns0:p>
+        </ns0:tc>
+        <ns0:tc>
+          <ns0:tcPr/>
+          <ns0:p>
+            <ns0:pPr>
+              <ns0:pStyle ns0:val="Compact"/>
+            </ns0:pPr>
+            <ns0:r>
+              <ns0:t xml:space="preserve">/ˈprɒm.ɪ.nənt/</ns0:t>
+            </ns0:r>
+          </ns0:p>
+        </ns0:tc>
+        <ns0:tc>
+          <ns0:tcPr/>
+          <ns0:p>
+            <ns0:pPr>
+              <ns0:pStyle ns0:val="Compact"/>
+            </ns0:pPr>
+            <ns0:r>
+              <ns0:t xml:space="preserve">very well known and important; standing out so as to be easily seen (nổi bật, quan trọng, đáng chú ý)</ns0:t>
+            </ns0:r>
+          </ns0:p>
+        </ns0:tc>
+        <ns0:tc>
+          <ns0:tcPr/>
+          <ns0:p>
+            <ns0:pPr>
+              <ns0:pStyle ns0:val="Compact"/>
+            </ns0:pPr>
+            <ns0:r>
+              <ns0:t xml:space="preserve">The Lake Mungo remains are three prominent sets of fossils.</ns0:t>
+            </ns0:r>
+          </ns0:p>
+        </ns0:tc>
+      </ns0:tr>
+      <ns0:tr>
+        <ns0:tc>
+          <ns0:tcPr/>
+          <ns0:p>
+            <ns0:pPr>
+              <ns0:pStyle ns0:val="Compact"/>
+            </ns0:pPr>
+            <ns0:r>
+              <ns0:rPr>
+                <ns0:b/>
+                <ns0:bCs/>
+              </ns0:rPr>
+              <ns0:t xml:space="preserve">ritual</ns0:t>
+            </ns0:r>
+            <ns0:r>
+              <ns0:t xml:space="preserve"> </ns0:t>
+            </ns0:r>
+            <ns0:r>
+              <ns0:t xml:space="preserve">(n)</ns0:t>
+            </ns0:r>
+          </ns0:p>
+        </ns0:tc>
+        <ns0:tc>
+          <ns0:tcPr/>
+          <ns0:p>
+            <ns0:pPr>
+              <ns0:pStyle ns0:val="Compact"/>
+            </ns0:pPr>
+            <ns0:r>
+              <ns0:t xml:space="preserve">/ˈrɪtʃ.u.əl/</ns0:t>
+            </ns0:r>
+          </ns0:p>
+        </ns0:tc>
+        <ns0:tc>
+          <ns0:tcPr/>
+          <ns0:p>
+            <ns0:pPr>
+              <ns0:pStyle ns0:val="Compact"/>
+            </ns0:pPr>
+            <ns0:r>
+              <ns0:t xml:space="preserve">a fixed set of actions and sometimes words performed regularly, especially as part of a ceremony (nghi lễ, nghi thức, lễ nghi)</ns0:t>
+            </ns0:r>
+          </ns0:p>
+        </ns0:tc>
+        <ns0:tc>
+          <ns0:tcPr/>
+          <ns0:p>
+            <ns0:pPr>
+              <ns0:pStyle ns0:val="Compact"/>
+            </ns0:pPr>
+            <ns0:r>
+              <ns0:t xml:space="preserve">His two lower canine teeth were possibly knocked out in a ritual.</ns0:t>
+            </ns0:r>
+          </ns0:p>
+        </ns0:tc>
+      </ns0:tr>
+      <ns0:tr>
+        <ns0:tc>
+          <ns0:tcPr/>
+          <ns0:p>
+            <ns0:pPr>
+              <ns0:pStyle ns0:val="Compact"/>
+            </ns0:pPr>
+            <ns0:r>
+              <ns0:rPr>
+                <ns0:b/>
+                <ns0:bCs/>
+              </ns0:rPr>
+              <ns0:t xml:space="preserve">arthritis</ns0:t>
+            </ns0:r>
+            <ns0:r>
+              <ns0:t xml:space="preserve"> </ns0:t>
+            </ns0:r>
+            <ns0:r>
+              <ns0:t xml:space="preserve">(n)</ns0:t>
+            </ns0:r>
+          </ns0:p>
+        </ns0:tc>
+        <ns0:tc>
+          <ns0:tcPr/>
+          <ns0:p>
+            <ns0:pPr>
+              <ns0:pStyle ns0:val="Compact"/>
+            </ns0:pPr>
+            <ns0:r>
+              <ns0:t xml:space="preserve">/ɑːˈθraɪ.tɪs/</ns0:t>
+            </ns0:r>
+          </ns0:p>
+        </ns0:tc>
+        <ns0:tc>
+          <ns0:tcPr/>
+          <ns0:p>
+            <ns0:pPr>
+              <ns0:pStyle ns0:val="Compact"/>
+            </ns0:pPr>
+            <ns0:r>
+              <ns0:t xml:space="preserve">a medical condition in which the joints in someone’s body are swollen and painful (bệnh viêm khớp)</ns0:t>
+            </ns0:r>
+          </ns0:p>
+        </ns0:tc>
+        <ns0:tc>
+          <ns0:tcPr/>
+          <ns0:p>
+            <ns0:pPr>
+              <ns0:pStyle ns0:val="Compact"/>
+            </ns0:pPr>
+            <ns0:r>
+              <ns0:t xml:space="preserve">As Mungo Man grew older his bones ached with arthritis.</ns0:t>
+            </ns0:r>
+          </ns0:p>
+        </ns0:tc>
+      </ns0:tr>
+      <ns0:tr>
+        <ns0:tc>
+          <ns0:tcPr/>
+          <ns0:p>
+            <ns0:pPr>
+              <ns0:pStyle ns0:val="Compact"/>
+            </ns0:pPr>
+            <ns0:r>
+              <ns0:rPr>
+                <ns0:b/>
+                <ns0:bCs/>
+              </ns0:rPr>
+              <ns0:t xml:space="preserve">mourn</ns0:t>
+            </ns0:r>
+            <ns0:r>
+              <ns0:t xml:space="preserve"> </ns0:t>
+            </ns0:r>
+            <ns0:r>
+              <ns0:t xml:space="preserve">(v)</ns0:t>
+            </ns0:r>
+          </ns0:p>
+        </ns0:tc>
+        <ns0:tc>
+          <ns0:tcPr/>
+          <ns0:p>
+            <ns0:pPr>
+              <ns0:pStyle ns0:val="Compact"/>
+            </ns0:pPr>
+            <ns0:r>
+              <ns0:t xml:space="preserve">/mɔːn/</ns0:t>
+            </ns0:r>
+          </ns0:p>
+        </ns0:tc>
+        <ns0:tc>
+          <ns0:tcPr/>
+          <ns0:p>
+            <ns0:pPr>
+              <ns0:pStyle ns0:val="Compact"/>
+            </ns0:pPr>
+            <ns0:r>
+              <ns0:t xml:space="preserve">to feel or express great sadness because someone has died (thương tiếc, để tang)</ns0:t>
+            </ns0:r>
+          </ns0:p>
+        </ns0:tc>
+        <ns0:tc>
+          <ns0:tcPr/>
+          <ns0:p>
+            <ns0:pPr>
+              <ns0:pStyle ns0:val="Compact"/>
+            </ns0:pPr>
+            <ns0:r>
+              <ns0:t xml:space="preserve">His family mourned for him, and carefully buried him.</ns0:t>
+            </ns0:r>
+          </ns0:p>
+        </ns0:tc>
+      </ns0:tr>
+      <ns0:tr>
+        <ns0:tc>
+          <ns0:tcPr/>
+          <ns0:p>
+            <ns0:pPr>
+              <ns0:pStyle ns0:val="Compact"/>
+            </ns0:pPr>
+            <ns0:r>
+              <ns0:rPr>
+                <ns0:b/>
+                <ns0:bCs/>
+              </ns0:rPr>
+              <ns0:t xml:space="preserve">sprinkle</ns0:t>
+            </ns0:r>
+            <ns0:r>
+              <ns0:t xml:space="preserve"> </ns0:t>
+            </ns0:r>
+            <ns0:r>
+              <ns0:t xml:space="preserve">(v)</ns0:t>
+            </ns0:r>
+          </ns0:p>
+        </ns0:tc>
+        <ns0:tc>
+          <ns0:tcPr/>
+          <ns0:p>
+            <ns0:pPr>
+              <ns0:pStyle ns0:val="Compact"/>
+            </ns0:pPr>
+            <ns0:r>
+              <ns0:t xml:space="preserve">/ˈsprɪŋ.kəl/</ns0:t>
+            </ns0:r>
+          </ns0:p>
+        </ns0:tc>
+        <ns0:tc>
+          <ns0:tcPr/>
+          <ns0:p>
+            <ns0:pPr>
+              <ns0:pStyle ns0:val="Compact"/>
+            </ns0:pPr>
+            <ns0:r>
+              <ns0:t xml:space="preserve">to scatter small drops of liquid or small pieces of something (rắc, rải)</ns0:t>
+            </ns0:r>
+          </ns0:p>
+        </ns0:tc>
+        <ns0:tc>
+          <ns0:tcPr/>
+          <ns0:p>
+            <ns0:pPr>
+              <ns0:pStyle ns0:val="Compact"/>
+            </ns0:pPr>
+            <ns0:r>
+              <ns0:t xml:space="preserve">They buried him and sprinkled with red ochre.</ns0:t>
+            </ns0:r>
+          </ns0:p>
+        </ns0:tc>
+      </ns0:tr>
+      <ns0:tr>
+        <ns0:tc>
+          <ns0:tcPr/>
+          <ns0:p>
+            <ns0:pPr>
+              <ns0:pStyle ns0:val="Compact"/>
+            </ns0:pPr>
+            <ns0:r>
+              <ns0:rPr>
+                <ns0:b/>
+                <ns0:bCs/>
+              </ns0:rPr>
+              <ns0:t xml:space="preserve">treasure-trove</ns0:t>
+            </ns0:r>
+            <ns0:r>
+              <ns0:t xml:space="preserve"> </ns0:t>
+            </ns0:r>
+            <ns0:r>
+              <ns0:t xml:space="preserve">(n)</ns0:t>
+            </ns0:r>
+          </ns0:p>
+        </ns0:tc>
+        <ns0:tc>
+          <ns0:tcPr/>
+          <ns0:p>
+            <ns0:pPr>
+              <ns0:pStyle ns0:val="Compact"/>
+            </ns0:pPr>
+            <ns0:r>
+              <ns0:t xml:space="preserve">/ˈtreʒ.ə ˌtrəʊv/</ns0:t>
+            </ns0:r>
+          </ns0:p>
+        </ns0:tc>
+        <ns0:tc>
+          <ns0:tcPr/>
+          <ns0:p>
+            <ns0:pPr>
+              <ns0:pStyle ns0:val="Compact"/>
+            </ns0:pPr>
+            <ns0:r>
+              <ns0:t xml:space="preserve">a valuable discovery or collection of valuable things (kho báu, sự khám phá quý giá)</ns0:t>
+            </ns0:r>
+          </ns0:p>
+        </ns0:tc>
+        <ns0:tc>
+          <ns0:tcPr/>
+          <ns0:p>
+            <ns0:pPr>
+              <ns0:pStyle ns0:val="Compact"/>
+            </ns0:pPr>
+            <ns0:r>
+              <ns0:t xml:space="preserve">This treasure-trove of history was found by Professor Jim Bowler in 1969.</ns0:t>
+            </ns0:r>
+          </ns0:p>
+        </ns0:tc>
+      </ns0:tr>
+      <ns0:tr>
+        <ns0:tc>
+          <ns0:tcPr/>
+          <ns0:p>
+            <ns0:pPr>
+              <ns0:pStyle ns0:val="Compact"/>
+            </ns0:pPr>
+            <ns0:r>
+              <ns0:rPr>
+                <ns0:b/>
+                <ns0:bCs/>
+              </ns0:rPr>
+              <ns0:t xml:space="preserve">charred</ns0:t>
+            </ns0:r>
+            <ns0:r>
+              <ns0:t xml:space="preserve"> </ns0:t>
+            </ns0:r>
+            <ns0:r>
+              <ns0:t xml:space="preserve">(adj)</ns0:t>
+            </ns0:r>
+          </ns0:p>
+        </ns0:tc>
+        <ns0:tc>
+          <ns0:tcPr/>
+          <ns0:p>
+            <ns0:pPr>
+              <ns0:pStyle ns0:val="Compact"/>
+            </ns0:pPr>
+            <ns0:r>
+              <ns0:t xml:space="preserve">/tʃɑːd/</ns0:t>
+            </ns0:r>
+          </ns0:p>
+        </ns0:tc>
+        <ns0:tc>
+          <ns0:tcPr/>
+          <ns0:p>
+            <ns0:pPr>
+              <ns0:pStyle ns0:val="Compact"/>
+            </ns0:pPr>
+            <ns0:r>
+              <ns0:t xml:space="preserve">burnt and black (bị cháy đen, bị thiêu)</ns0:t>
+            </ns0:r>
+          </ns0:p>
+        </ns0:tc>
+        <ns0:tc>
+          <ns0:tcPr/>
+          <ns0:p>
+            <ns0:pPr>
+              <ns0:pStyle ns0:val="Compact"/>
+            </ns0:pPr>
+            <ns0:r>
+              <ns0:t xml:space="preserve">He came across the charred remains of Mungo Lady, who had been cremated.</ns0:t>
+            </ns0:r>
+          </ns0:p>
+        </ns0:tc>
+      </ns0:tr>
+      <ns0:tr>
+        <ns0:tc>
+          <ns0:tcPr/>
+          <ns0:p>
+            <ns0:pPr>
+              <ns0:pStyle ns0:val="Compact"/>
+            </ns0:pPr>
+            <ns0:r>
+              <ns0:rPr>
+                <ns0:b/>
+                <ns0:bCs/>
+              </ns0:rPr>
+              <ns0:t xml:space="preserve">cremate</ns0:t>
+            </ns0:r>
+            <ns0:r>
+              <ns0:t xml:space="preserve"> </ns0:t>
+            </ns0:r>
+            <ns0:r>
+              <ns0:t xml:space="preserve">(v)</ns0:t>
+            </ns0:r>
+          </ns0:p>
+        </ns0:tc>
+        <ns0:tc>
+          <ns0:tcPr/>
+          <ns0:p>
+            <ns0:pPr>
+              <ns0:pStyle ns0:val="Compact"/>
+            </ns0:pPr>
+            <ns0:r>
+              <ns0:t xml:space="preserve">/krɪˈmeɪt/</ns0:t>
+            </ns0:r>
+          </ns0:p>
+        </ns0:tc>
+        <ns0:tc>
+          <ns0:tcPr/>
+          <ns0:p>
+            <ns0:pPr>
+              <ns0:pStyle ns0:val="Compact"/>
+            </ns0:pPr>
+            <ns0:r>
+              <ns0:t xml:space="preserve">to burn a dead person’s body, usually as part of a funeral ceremony (hỏa táng, thiêu hóa)</ns0:t>
+            </ns0:r>
+          </ns0:p>
+        </ns0:tc>
+        <ns0:tc>
+          <ns0:tcPr/>
+          <ns0:p>
+            <ns0:pPr>
+              <ns0:pStyle ns0:val="Compact"/>
+            </ns0:pPr>
+            <ns0:r>
+              <ns0:t xml:space="preserve">Mungo Lady had been cremated.</ns0:t>
+            </ns0:r>
+          </ns0:p>
+        </ns0:tc>
+      </ns0:tr>
+      <ns0:tr>
+        <ns0:tc>
+          <ns0:tcPr/>
+          <ns0:p>
+            <ns0:pPr>
+              <ns0:pStyle ns0:val="Compact"/>
+            </ns0:pPr>
+            <ns0:r>
+              <ns0:rPr>
+                <ns0:b/>
+                <ns0:bCs/>
+              </ns0:rPr>
+              <ns0:t xml:space="preserve">sediment</ns0:t>
+            </ns0:r>
+            <ns0:r>
+              <ns0:t xml:space="preserve"> </ns0:t>
+            </ns0:r>
+            <ns0:r>
+              <ns0:t xml:space="preserve">(n)</ns0:t>
+            </ns0:r>
+          </ns0:p>
+        </ns0:tc>
+        <ns0:tc>
+          <ns0:tcPr/>
+          <ns0:p>
+            <ns0:pPr>
+              <ns0:pStyle ns0:val="Compact"/>
+            </ns0:pPr>
+            <ns0:r>
+              <ns0:t xml:space="preserve">/ˈsed.ɪ.mənt/</ns0:t>
+            </ns0:r>
+          </ns0:p>
+        </ns0:tc>
+        <ns0:tc>
+          <ns0:tcPr/>
+          <ns0:p>
+            <ns0:pPr>
+              <ns0:pStyle ns0:val="Compact"/>
+            </ns0:pPr>
+            <ns0:r>
+              <ns0:t xml:space="preserve">a soft substance that is like a wet powder and consists of very small pieces of a solid material (trầm tích, phù sa)</ns0:t>
+            </ns0:r>
+          </ns0:p>
+        </ns0:tc>
+        <ns0:tc>
+          <ns0:tcPr/>
+          <ns0:p>
+            <ns0:pPr>
+              <ns0:pStyle ns0:val="Compact"/>
+            </ns0:pPr>
+            <ns0:r>
+              <ns0:t xml:space="preserve">The comprehensive study of 25 different sediment layers at Mungo concludes that both graves are 40,000 years old.</ns0:t>
+            </ns0:r>
+          </ns0:p>
+        </ns0:tc>
+      </ns0:tr>
+      <ns0:tr>
+        <ns0:tc>
+          <ns0:tcPr/>
+          <ns0:p>
+            <ns0:pPr>
+              <ns0:pStyle ns0:val="Compact"/>
+            </ns0:pPr>
+            <ns0:r>
+              <ns0:rPr>
+                <ns0:b/>
+                <ns0:bCs/>
+              </ns0:rPr>
+              <ns0:t xml:space="preserve">opponent</ns0:t>
+            </ns0:r>
+            <ns0:r>
+              <ns0:t xml:space="preserve"> </ns0:t>
+            </ns0:r>
+            <ns0:r>
+              <ns0:t xml:space="preserve">(n)</ns0:t>
+            </ns0:r>
+          </ns0:p>
+        </ns0:tc>
+        <ns0:tc>
+          <ns0:tcPr/>
+          <ns0:p>
+            <ns0:pPr>
+              <ns0:pStyle ns0:val="Compact"/>
+            </ns0:pPr>
+            <ns0:r>
+              <ns0:t xml:space="preserve">/əˈpəʊ.nənt/</ns0:t>
+            </ns0:r>
+          </ns0:p>
+        </ns0:tc>
+        <ns0:tc>
+          <ns0:tcPr/>
+          <ns0:p>
+            <ns0:pPr>
+              <ns0:pStyle ns0:val="Compact"/>
+            </ns0:pPr>
+            <ns0:r>
+              <ns0:t xml:space="preserve">a person who disagrees with something and speaks against it or tries to change it (người phản đối)</ns0:t>
+            </ns0:r>
+          </ns0:p>
+        </ns0:tc>
+        <ns0:tc>
+          <ns0:tcPr/>
+          <ns0:p>
+            <ns0:pPr>
+              <ns0:pStyle ns0:val="Compact"/>
+            </ns0:pPr>
+            <ns0:r>
+              <ns0:t xml:space="preserve">Thorne is the country’s leading opponent of the Out of Africa theory.</ns0:t>
+            </ns0:r>
+          </ns0:p>
+        </ns0:tc>
+      </ns0:tr>
+      <ns0:tr>
+        <ns0:tc>
+          <ns0:tcPr/>
+          <ns0:p>
+            <ns0:pPr>
+              <ns0:pStyle ns0:val="Compact"/>
+            </ns0:pPr>
+            <ns0:r>
+              <ns0:rPr>
+                <ns0:b/>
+                <ns0:bCs/>
+              </ns0:rPr>
+              <ns0:t xml:space="preserve">speculative</ns0:t>
+            </ns0:r>
+            <ns0:r>
+              <ns0:t xml:space="preserve"> </ns0:t>
+            </ns0:r>
+            <ns0:r>
+              <ns0:t xml:space="preserve">(adj)</ns0:t>
+            </ns0:r>
+          </ns0:p>
+        </ns0:tc>
+        <ns0:tc>
+          <ns0:tcPr/>
+          <ns0:p>
+            <ns0:pPr>
+              <ns0:pStyle ns0:val="Compact"/>
+            </ns0:pPr>
+            <ns0:r>
+              <ns0:t xml:space="preserve">/ˈspek.jə.lə.tɪv/</ns0:t>
+            </ns0:r>
+          </ns0:p>
+        </ns0:tc>
+        <ns0:tc>
+          <ns0:tcPr/>
+          <ns0:p>
+            <ns0:pPr>
+              <ns0:pStyle ns0:val="Compact"/>
+            </ns0:pPr>
+            <ns0:r>
+              <ns0:t xml:space="preserve">based on a guess and not on information or facts (mang tính suy đoán, không chắc chắn)</ns0:t>
+            </ns0:r>
+          </ns0:p>
+        </ns0:tc>
+        <ns0:tc>
+          <ns0:tcPr/>
+          <ns0:p>
+            <ns0:pPr>
+              <ns0:pStyle ns0:val="Compact"/>
+            </ns0:pPr>
+            <ns0:r>
+              <ns0:t xml:space="preserve">For Bowler, these debates are irritating speculative distractions.</ns0:t>
+            </ns0:r>
+          </ns0:p>
+        </ns0:tc>
+      </ns0:tr>
+      <ns0:tr>
+        <ns0:tc>
+          <ns0:tcPr/>
+          <ns0:p>
+            <ns0:pPr>
+              <ns0:pStyle ns0:val="Compact"/>
+            </ns0:pPr>
+            <ns0:r>
+              <ns0:rPr>
+                <ns0:b/>
+                <ns0:bCs/>
+              </ns0:rPr>
+              <ns0:t xml:space="preserve">esteemed</ns0:t>
+            </ns0:r>
+            <ns0:r>
+              <ns0:t xml:space="preserve"> </ns0:t>
+            </ns0:r>
+            <ns0:r>
+              <ns0:t xml:space="preserve">(adj)</ns0:t>
+            </ns0:r>
+          </ns0:p>
+        </ns0:tc>
+        <ns0:tc>
+          <ns0:tcPr/>
+          <ns0:p>
+            <ns0:pPr>
+              <ns0:pStyle ns0:val="Compact"/>
+            </ns0:pPr>
+            <ns0:r>
+              <ns0:t xml:space="preserve">/ɪˈstiːmd/</ns0:t>
+            </ns0:r>
+          </ns0:p>
+        </ns0:tc>
+        <ns0:tc>
+          <ns0:tcPr/>
+          <ns0:p>
+            <ns0:pPr>
+              <ns0:pStyle ns0:val="Compact"/>
+            </ns0:pPr>
+            <ns0:r>
+              <ns0:t xml:space="preserve">greatly admired and respected (được kính trọng, được tôn trọng cao)</ns0:t>
+            </ns0:r>
+          </ns0:p>
+        </ns0:tc>
+        <ns0:tc>
+          <ns0:tcPr/>
+          <ns0:p>
+            <ns0:pPr>
+              <ns0:pStyle ns0:val="Compact"/>
+            </ns0:pPr>
+            <ns0:r>
+              <ns0:t xml:space="preserve">Esteemed psychologist Martin Seligman has spearheaded an effort to study happiness.</ns0:t>
+            </ns0:r>
+          </ns0:p>
+        </ns0:tc>
+      </ns0:tr>
+      <ns0:tr>
+        <ns0:tc>
+          <ns0:tcPr/>
+          <ns0:p>
+            <ns0:pPr>
+              <ns0:pStyle ns0:val="Compact"/>
+            </ns0:pPr>
+            <ns0:r>
+              <ns0:rPr>
+                <ns0:b/>
+                <ns0:bCs/>
+              </ns0:rPr>
+              <ns0:t xml:space="preserve">sophistication</ns0:t>
+            </ns0:r>
+            <ns0:r>
+              <ns0:t xml:space="preserve"> </ns0:t>
+            </ns0:r>
+            <ns0:r>
+              <ns0:t xml:space="preserve">(n)</ns0:t>
+            </ns0:r>
+          </ns0:p>
+        </ns0:tc>
+        <ns0:tc>
+          <ns0:tcPr/>
+          <ns0:p>
+            <ns0:pPr>
+              <ns0:pStyle ns0:val="Compact"/>
+            </ns0:pPr>
+            <ns0:r>
+              <ns0:t xml:space="preserve">/səˌfɪs.tɪˈkeɪ.ʃən/</ns0:t>
+            </ns0:r>
+          </ns0:p>
+        </ns0:tc>
+        <ns0:tc>
+          <ns0:tcPr/>
+          <ns0:p>
+            <ns0:pPr>
+              <ns0:pStyle ns0:val="Compact"/>
+            </ns0:pPr>
+            <ns0:r>
+              <ns0:t xml:space="preserve">the quality of being sophisticated; having a good understanding of the way people behave and of culture, art, literature, etc. (sự phức tạp, sự tinh vi văn hóa)</ns0:t>
+            </ns0:r>
+          </ns0:p>
+        </ns0:tc>
+        <ns0:tc>
+          <ns0:tcPr/>
+          <ns0:p>
+            <ns0:pPr>
+              <ns0:pStyle ns0:val="Compact"/>
+            </ns0:pPr>
+            <ns0:r>
+              <ns0:t xml:space="preserve">The earliest evidence on Earth of cultural sophistication.</ns0:t>
+            </ns0:r>
+          </ns0:p>
+        </ns0:tc>
+      </ns0:tr>
+      <ns0:tr>
+        <ns0:tc>
+          <ns0:tcPr/>
+          <ns0:p>
+            <ns0:pPr>
+              <ns0:pStyle ns0:val="Compact"/>
+            </ns0:pPr>
+            <ns0:r>
+              <ns0:rPr>
+                <ns0:b/>
+                <ns0:bCs/>
+              </ns0:rPr>
+              <ns0:t xml:space="preserve">burial</ns0:t>
+            </ns0:r>
+            <ns0:r>
+              <ns0:t xml:space="preserve"> </ns0:t>
+            </ns0:r>
+            <ns0:r>
+              <ns0:t xml:space="preserve">(n)</ns0:t>
+            </ns0:r>
+          </ns0:p>
+        </ns0:tc>
+        <ns0:tc>
+          <ns0:tcPr/>
+          <ns0:p>
+            <ns0:pPr>
+              <ns0:pStyle ns0:val="Compact"/>
+            </ns0:pPr>
+            <ns0:r>
+              <ns0:t xml:space="preserve">/ˈber.i.əl/</ns0:t>
+            </ns0:r>
+          </ns0:p>
+        </ns0:tc>
+        <ns0:tc>
+          <ns0:tcPr/>
+          <ns0:p>
+            <ns0:pPr>
+              <ns0:pStyle ns0:val="Compact"/>
+            </ns0:pPr>
+            <ns0:r>
+              <ns0:t xml:space="preserve">the act of putting a dead body into the ground (sự chôn cất, lễ an táng)</ns0:t>
+            </ns0:r>
+          </ns0:p>
+        </ns0:tc>
+        <ns0:tc>
+          <ns0:tcPr/>
+          <ns0:p>
+            <ns0:pPr>
+              <ns0:pStyle ns0:val="Compact"/>
+            </ns0:pPr>
+            <ns0:r>
+              <ns0:t xml:space="preserve">Mungo Man remains Australian’s oldest human burials.</ns0:t>
+            </ns0:r>
+          </ns0:p>
+        </ns0:tc>
+      </ns0:tr>
+      <ns0:tr>
+        <ns0:tc>
+          <ns0:tcPr/>
+          <ns0:p>
+            <ns0:pPr>
+              <ns0:pStyle ns0:val="Compact"/>
+            </ns0:pPr>
+            <ns0:r>
+              <ns0:rPr>
+                <ns0:b/>
+                <ns0:bCs/>
+              </ns0:rPr>
+              <ns0:t xml:space="preserve">blitzkrieg</ns0:t>
+            </ns0:r>
+            <ns0:r>
+              <ns0:t xml:space="preserve"> </ns0:t>
+            </ns0:r>
+            <ns0:r>
+              <ns0:t xml:space="preserve">(n)</ns0:t>
+            </ns0:r>
+          </ns0:p>
+        </ns0:tc>
+        <ns0:tc>
+          <ns0:tcPr/>
+          <ns0:p>
+            <ns0:pPr>
+              <ns0:pStyle ns0:val="Compact"/>
+            </ns0:pPr>
+            <ns0:r>
+              <ns0:t xml:space="preserve">/ˈblɪts.kriːɡ/</ns0:t>
+            </ns0:r>
+          </ns0:p>
+        </ns0:tc>
+        <ns0:tc>
+          <ns0:tcPr/>
+          <ns0:p>
+            <ns0:pPr>
+              <ns0:pStyle ns0:val="Compact"/>
+            </ns0:pPr>
+            <ns0:r>
+              <ns0:t xml:space="preserve">a sudden, violent military attack intended to win a quick victory (chiến tranh chớp nhoáng, sự tấn công nhanh)</ns0:t>
+            </ns0:r>
+          </ns0:p>
+        </ns0:tc>
+        <ns0:tc>
+          <ns0:tcPr/>
+          <ns0:p>
+            <ns0:pPr>
+              <ns0:pStyle ns0:val="Compact"/>
+            </ns0:pPr>
+            <ns0:r>
+              <ns0:t xml:space="preserve">Australia’s megafauna were wiped out 46,000 years ago in a blitzkrieg of hunting.</ns0:t>
+            </ns0:r>
+          </ns0:p>
+        </ns0:tc>
+      </ns0:tr>
+      <ns0:tr>
+        <ns0:tc>
+          <ns0:tcPr/>
+          <ns0:p>
+            <ns0:pPr>
+              <ns0:pStyle ns0:val="Compact"/>
+            </ns0:pPr>
+            <ns0:r>
+              <ns0:rPr>
+                <ns0:b/>
+                <ns0:bCs/>
+              </ns0:rPr>
+              <ns0:t xml:space="preserve">extinction</ns0:t>
+            </ns0:r>
+            <ns0:r>
+              <ns0:t xml:space="preserve"> </ns0:t>
+            </ns0:r>
+            <ns0:r>
+              <ns0:t xml:space="preserve">(n)</ns0:t>
+            </ns0:r>
+          </ns0:p>
+        </ns0:tc>
+        <ns0:tc>
+          <ns0:tcPr/>
+          <ns0:p>
+            <ns0:pPr>
+              <ns0:pStyle ns0:val="Compact"/>
+            </ns0:pPr>
+            <ns0:r>
+              <ns0:t xml:space="preserve">/ɪkˈstɪŋk.ʃən/</ns0:t>
+            </ns0:r>
+          </ns0:p>
+        </ns0:tc>
+        <ns0:tc>
+          <ns0:tcPr/>
+          <ns0:p>
+            <ns0:pPr>
+              <ns0:pStyle ns0:val="Compact"/>
+            </ns0:pPr>
+            <ns0:r>
+              <ns0:t xml:space="preserve">a situation in which something no longer exists (sự tuyệt chủng, sự tiêu vong)</ns0:t>
+            </ns0:r>
+          </ns0:p>
+        </ns0:tc>
+        <ns0:tc>
+          <ns0:tcPr/>
+          <ns0:p>
+            <ns0:pPr>
+              <ns0:pStyle ns0:val="Compact"/>
+            </ns0:pPr>
+            <ns0:r>
+              <ns0:t xml:space="preserve">Humans arrived and extinction took place in almost the same geological instant.</ns0:t>
+            </ns0:r>
+          </ns0:p>
+        </ns0:tc>
+      </ns0:tr>
+    </ns0:tbl>
+    <ns0:bookmarkEnd ns0:id="30"/>
     <ns0:sectPr>
       <ns0:headerReference ns1:id="rId1" ns0:type="default"/>
       <ns0:headerReference ns1:id="rId2" ns0:type="first"/>
@@ -4270,6 +5850,79 @@
       </w:rPr>
     </w:tblStylePr>
   </w:style>
+  <w:style w:styleId="CDAnswerKeyTable" w:type="table">
+    <w:name w:val="CDAnswerKeyTable"/>
+    <w:basedOn w:val="TableNormal"/>
+    <w:tblPr>
+      <w:tblW w:type="pct" w:w="5000"/>
+      <w:tblInd w:type="dxa" w:w="240"/>
+      <w:tblLayout w:type="autofit"/>
+      <w:tblBorders>
+        <w:top w:color="1F4E79" w:space="0" w:sz="10" w:val="single"/>
+        <w:left w:color="1F4E79" w:space="0" w:sz="10" w:val="single"/>
+        <w:bottom w:color="1F4E79" w:space="0" w:sz="10" w:val="single"/>
+        <w:right w:color="1F4E79" w:space="0" w:sz="10" w:val="single"/>
+        <w:insideH w:color="D0D0D0" w:space="0" w:sz="6" w:val="single"/>
+        <w:insideV w:color="D0D0D0" w:space="0" w:sz="6" w:val="single"/>
+      </w:tblBorders>
+      <w:tblCellMar>
+        <w:top w:type="dxa" w:w="80"/>
+        <w:left w:type="dxa" w:w="120"/>
+        <w:bottom w:type="dxa" w:w="80"/>
+        <w:right w:type="dxa" w:w="120"/>
+      </w:tblCellMar>
+    </w:tblPr>
+    <w:tblStylePr w:type="firstRow">
+      <w:tcPr>
+        <w:shd w:color="auto" w:fill="1F4E79" w:val="clear"/>
+      </w:tcPr>
+      <w:rPr>
+        <w:rFonts w:ascii="Latin Modern Sans" w:cs="Latin Modern Sans" w:hAnsi="Latin Modern Sans"/>
+        <w:b/>
+        <w:color w:val="FFFFFF"/>
+      </w:rPr>
+    </w:tblStylePr>
+    <w:tblStylePr w:type="firstColumn">
+      <w:rPr>
+        <w:rFonts w:ascii="Latin Modern Sans" w:cs="Latin Modern Sans" w:hAnsi="Latin Modern Sans"/>
+        <w:b/>
+        <w:color w:val="1F4E79"/>
+      </w:rPr>
+    </w:tblStylePr>
+  </w:style>
+  <w:style w:styleId="CDReadingVocabTable" w:type="table">
+    <w:name w:val="CDReadingVocabTable"/>
+    <w:basedOn w:val="TableNormal"/>
+    <w:tblPr>
+      <w:tblW w:type="pct" w:w="5000"/>
+      <w:tblInd w:type="dxa" w:w="240"/>
+      <w:tblLayout w:type="autofit"/>
+      <w:tblBorders>
+        <w:top w:color="BFBFBF" w:space="0" w:sz="10" w:val="single"/>
+        <w:left w:color="BFBFBF" w:space="0" w:sz="10" w:val="single"/>
+        <w:bottom w:color="BFBFBF" w:space="0" w:sz="10" w:val="single"/>
+        <w:right w:color="BFBFBF" w:space="0" w:sz="10" w:val="single"/>
+        <w:insideH w:color="D0D0D0" w:space="0" w:sz="8" w:val="single"/>
+        <w:insideV w:color="D0D0D0" w:space="0" w:sz="8" w:val="single"/>
+      </w:tblBorders>
+      <w:tblCellMar>
+        <w:top w:type="dxa" w:w="80"/>
+        <w:left w:type="dxa" w:w="120"/>
+        <w:bottom w:type="dxa" w:w="80"/>
+        <w:right w:type="dxa" w:w="120"/>
+      </w:tblCellMar>
+    </w:tblPr>
+    <w:tblStylePr w:type="firstRow">
+      <w:tcPr>
+        <w:shd w:color="auto" w:fill="1F4E79" w:val="clear"/>
+      </w:tcPr>
+      <w:rPr>
+        <w:rFonts w:ascii="Latin Modern Sans" w:cs="Latin Modern Sans" w:hAnsi="Latin Modern Sans"/>
+        <w:b/>
+        <w:color w:val="FFFFFF"/>
+      </w:rPr>
+    </w:tblStylePr>
+  </w:style>
   <w:style w:styleId="CDAnswerTable" w:type="table">
     <w:name w:val="CDAnswerTable"/>
     <w:basedOn w:val="TableNormal"/>

--- a/chuyenDe/RW/docx/raw47/Reading/Level1/W7.docx
+++ b/chuyenDe/RW/docx/raw47/Reading/Level1/W7.docx
@@ -7,7 +7,7 @@
         <ns0:pStyle ns0:val="Title"/>
       </ns0:pPr>
       <ns0:r>
-        <ns0:t xml:space="preserve">Level 1 — W7 (Feb 9-15)</ns0:t>
+        <ns0:t xml:space="preserve">TÀI LIỆU CHUYÊN ĐỀ READING</ns0:t>
       </ns0:r>
     </ns0:p>
     <ns0:p>
@@ -15,7 +15,7 @@
         <ns0:pStyle ns0:val="CDCollectionTitle"/>
       </ns0:pPr>
       <ns0:r>
-        <ns0:t xml:space="preserve">Level 1 — W7 (Feb 9-15)</ns0:t>
+        <ns0:t xml:space="preserve">TÀI LIỆU CHUYÊN ĐỀ READING</ns0:t>
       </ns0:r>
     </ns0:p>
     <ns0:bookmarkStart ns0:id="20" ns0:name="mungo-man"/>

--- a/chuyenDe/RW/docx/raw47/Reading/Level1/W7.docx
+++ b/chuyenDe/RW/docx/raw47/Reading/Level1/W7.docx
@@ -5665,6 +5665,25 @@
       <w:i/>
     </w:rPr>
   </w:style>
+  <w:style w:styleId="CDListeningSection" w:type="paragraph">
+    <w:name w:val="CD Listening Section"/>
+    <w:basedOn w:val="Normal"/>
+    <w:qFormat/>
+    <w:pPr>
+      <w:spacing w:after="120" w:before="100"/>
+      <w:pBdr>
+        <w:top w:color="1F4E79" w:space="3" w:sz="12" w:val="single"/>
+        <w:left w:color="1F4E79" w:space="3" w:sz="12" w:val="single"/>
+        <w:bottom w:color="1F4E79" w:space="3" w:sz="12" w:val="single"/>
+        <w:right w:color="1F4E79" w:space="3" w:sz="12" w:val="single"/>
+      </w:pBdr>
+      <w:shd w:color="auto" w:fill="EBF3FA" w:val="clear"/>
+      <w:ind w:left="240" w:right="240"/>
+    </w:pPr>
+    <w:rPr>
+      <w:rFonts w:ascii="Georgia" w:cs="Georgia" w:hAnsi="Georgia"/>
+    </w:rPr>
+  </w:style>
   <w:style w:styleId="CDSection" w:type="paragraph">
     <w:name w:val="CD Section"/>
     <w:basedOn w:val="Normal"/>
@@ -5689,7 +5708,7 @@
     <w:basedOn w:val="Normal"/>
     <w:qFormat/>
     <w:pPr>
-      <w:spacing w:after="60" w:before="80"/>
+      <w:spacing w:after="80" w:before="120"/>
       <w:pBdr>
         <w:left w:color="1F4E79" w:space="2" w:sz="24" w:val="single"/>
       </w:pBdr>
@@ -5955,6 +5974,105 @@
         <w:color w:val="FFFFFF"/>
       </w:rPr>
     </w:tblStylePr>
+  </w:style>
+  <w:style w:styleId="CDTranscriptTable" w:type="table">
+    <w:name w:val="CDTranscriptTable"/>
+    <w:basedOn w:val="TableNormal"/>
+    <w:tblPr>
+      <w:tblW w:type="pct" w:w="5000"/>
+      <w:tblInd w:type="dxa" w:w="240"/>
+      <w:tblLayout w:type="fixed"/>
+      <w:tblBorders>
+        <w:top w:color="BFBFBF" w:space="0" w:sz="10" w:val="single"/>
+        <w:left w:color="BFBFBF" w:space="0" w:sz="10" w:val="single"/>
+        <w:bottom w:color="BFBFBF" w:space="0" w:sz="10" w:val="single"/>
+        <w:right w:color="BFBFBF" w:space="0" w:sz="10" w:val="single"/>
+        <w:insideH w:color="D0D0D0" w:space="0" w:sz="8" w:val="single"/>
+        <w:insideV w:color="D0D0D0" w:space="0" w:sz="8" w:val="single"/>
+      </w:tblBorders>
+      <w:tblCellMar>
+        <w:top w:type="dxa" w:w="80"/>
+        <w:left w:type="dxa" w:w="120"/>
+        <w:bottom w:type="dxa" w:w="80"/>
+        <w:right w:type="dxa" w:w="120"/>
+      </w:tblCellMar>
+    </w:tblPr>
+    <w:tblStylePr w:type="firstRow">
+      <w:tcPr>
+        <w:shd w:color="auto" w:fill="1F4E79" w:val="clear"/>
+      </w:tcPr>
+      <w:rPr>
+        <w:rFonts w:ascii="Latin Modern Sans" w:cs="Latin Modern Sans" w:hAnsi="Latin Modern Sans"/>
+        <w:b/>
+        <w:color w:val="FFFFFF"/>
+      </w:rPr>
+    </w:tblStylePr>
+    <w:tblStylePr w:type="band1Horz">
+      <w:tcPr>
+        <w:shd w:color="auto" w:fill="F5F5F5" w:val="clear"/>
+      </w:tcPr>
+    </w:tblStylePr>
+  </w:style>
+  <w:style w:styleId="CDListeningSectionContainer" w:type="table">
+    <w:name w:val="CDListeningSectionContainer"/>
+    <w:basedOn w:val="TableNormal"/>
+    <w:tblPr>
+      <w:tblW w:type="pct" w:w="5000"/>
+      <w:tblLayout w:type="autofit"/>
+      <w:tblBorders>
+        <w:top w:color="E52B20" w:shadow="1" w:space="0" w:sz="12" w:val="single"/>
+        <w:left w:color="E52B20" w:shadow="1" w:space="0" w:sz="12" w:val="single"/>
+        <w:bottom w:color="E52B20" w:shadow="1" w:space="0" w:sz="16" w:val="double"/>
+        <w:right w:color="E52B20" w:shadow="1" w:space="0" w:sz="12" w:val="single"/>
+      </w:tblBorders>
+      <w:shd w:color="auto" w:fill="D6E9F8" w:val="clear"/>
+      <w:tblCellMar>
+        <w:top w:type="dxa" w:w="280"/>
+        <w:left w:type="dxa" w:w="280"/>
+        <w:bottom w:type="dxa" w:w="280"/>
+        <w:right w:type="dxa" w:w="280"/>
+      </w:tblCellMar>
+    </w:tblPr>
+  </w:style>
+  <w:style w:styleId="CDListeningSectionHeader" w:type="paragraph">
+    <w:name w:val="CD Listening Section Header"/>
+    <w:basedOn w:val="Heading1"/>
+    <w:qFormat/>
+    <w:pPr>
+      <w:spacing w:after="120" w:before="240"/>
+      <w:jc w:val="center"/>
+    </w:pPr>
+    <w:rPr>
+      <w:rFonts w:ascii="Latin Modern Sans" w:cs="Latin Modern Sans" w:hAnsi="Latin Modern Sans"/>
+      <w:b/>
+      <w:color w:val="1F4E79"/>
+      <w:sz w:val="28"/>
+    </w:rPr>
+  </w:style>
+  <w:style w:styleId="CDTranscriptSection" w:type="paragraph">
+    <w:name w:val="CD Transcript Section"/>
+    <w:basedOn w:val="Normal"/>
+    <w:qFormat/>
+    <w:pPr>
+      <w:spacing w:after="80" w:before="160"/>
+    </w:pPr>
+    <w:rPr>
+      <w:rFonts w:ascii="Latin Modern Sans" w:cs="Latin Modern Sans" w:hAnsi="Latin Modern Sans"/>
+      <w:color w:val="1F4E79"/>
+      <w:sz w:val="24"/>
+    </w:rPr>
+  </w:style>
+  <w:style w:styleId="CDTranscriptContent" w:type="paragraph">
+    <w:name w:val="CD Transcript Content"/>
+    <w:basedOn w:val="Normal"/>
+    <w:qFormat/>
+    <w:pPr>
+      <w:spacing w:after="120" w:before="0"/>
+    </w:pPr>
+    <w:rPr>
+      <w:rFonts w:ascii="Georgia" w:cs="Georgia" w:hAnsi="Georgia"/>
+      <w:sz w:val="24"/>
+    </w:rPr>
   </w:style>
   <w:style w:type="paragraph" w:customStyle="1" w:styleId="SourceCode">
     <w:name w:val="Source Code"/>
